--- a/SistemBeritaAcara.Web/wwwroot/files/documents/ba-138-draft.docx
+++ b/SistemBeritaAcara.Web/wwwroot/files/documents/ba-138-draft.docx
@@ -1,9 +1,10 @@
 
 <file path=word/document.xml><?xml version="1.0" encoding="utf-8"?>
-<w:document xmlns:a="http://schemas.openxmlformats.org/drawingml/2006/main" xmlns:pic="http://schemas.openxmlformats.org/drawingml/2006/picture" xmlns:a14="http://schemas.microsoft.com/office/drawing/2010/main" xmlns:wpc="http://schemas.microsoft.com/office/word/2010/wordprocessingCanvas" xmlns:cx="http://schemas.microsoft.com/office/drawing/2014/chartex" xmlns:cx1="http://schemas.microsoft.com/office/drawing/2015/9/8/chartex" xmlns:cx2="http://schemas.microsoft.com/office/drawing/2015/10/21/chartex" xmlns:cx3="http://schemas.microsoft.com/office/drawing/2016/5/9/chartex" xmlns:cx4="http://schemas.microsoft.com/office/drawing/2016/5/10/chartex" xmlns:cx5="http://schemas.microsoft.com/office/drawing/2016/5/11/chartex" xmlns:cx6="http://schemas.microsoft.com/office/drawing/2016/5/12/chartex" xmlns:cx7="http://schemas.microsoft.com/office/drawing/2016/5/13/chartex" xmlns:cx8="http://schemas.microsoft.com/office/drawing/2016/5/14/chartex" xmlns:mc="http://schemas.openxmlformats.org/markup-compatibility/2006" xmlns:aink="http://schemas.microsoft.com/office/drawing/2016/ink" xmlns:am3d="http://schemas.microsoft.com/office/drawing/2017/model3d" xmlns:o="urn:schemas-microsoft-com:office:office" xmlns:oel="http://schemas.microsoft.com/office/2019/extlst" xmlns:r="http://schemas.openxmlformats.org/officeDocument/2006/relationships" xmlns:m="http://schemas.openxmlformats.org/officeDocument/2006/math" xmlns:v="urn:schemas-microsoft-com:vml" xmlns:wp14="http://schemas.microsoft.com/office/word/2010/wordprocessingDrawing" xmlns:wp="http://schemas.openxmlformats.org/drawingml/2006/wordprocessingDrawing" xmlns:w10="urn:schemas-microsoft-com:office:word" xmlns:w="http://schemas.openxmlformats.org/wordprocessingml/2006/main" xmlns:w14="http://schemas.microsoft.com/office/word/2010/wordml" xmlns:w15="http://schemas.microsoft.com/office/word/2012/wordml" xmlns:w16cex="http://schemas.microsoft.com/office/word/2018/wordml/cex" xmlns:w16cid="http://schemas.microsoft.com/office/word/2016/wordml/cid" xmlns:w16="http://schemas.microsoft.com/office/word/2018/wordml" xmlns:w16du="http://schemas.microsoft.com/office/word/2023/wordml/word16du" xmlns:w16sdtdh="http://schemas.microsoft.com/office/word/2020/wordml/sdtdatahash" xmlns:w16sdtfl="http://schemas.microsoft.com/office/word/2024/wordml/sdtformatlock" xmlns:w16se="http://schemas.microsoft.com/office/word/2015/wordml/symex" xmlns:wpg="http://schemas.microsoft.com/office/word/2010/wordprocessingGroup" xmlns:wpi="http://schemas.microsoft.com/office/word/2010/wordprocessingInk" xmlns:wne="http://schemas.microsoft.com/office/word/2006/wordml" xmlns:wps="http://schemas.microsoft.com/office/word/2010/wordprocessingShape" mc:Ignorable="w14 w15 w16se w16cid w16 w16cex w16sdtdh w16sdtfl w16du wp14">
+<w:document xmlns:wpc="http://schemas.microsoft.com/office/word/2010/wordprocessingCanvas" xmlns:cx="http://schemas.microsoft.com/office/drawing/2014/chartex" xmlns:cx1="http://schemas.microsoft.com/office/drawing/2015/9/8/chartex" xmlns:cx2="http://schemas.microsoft.com/office/drawing/2015/10/21/chartex" xmlns:cx3="http://schemas.microsoft.com/office/drawing/2016/5/9/chartex" xmlns:cx4="http://schemas.microsoft.com/office/drawing/2016/5/10/chartex" xmlns:cx5="http://schemas.microsoft.com/office/drawing/2016/5/11/chartex" xmlns:mc="http://schemas.openxmlformats.org/markup-compatibility/2006" xmlns:o="urn:schemas-microsoft-com:office:office" xmlns:r="http://schemas.openxmlformats.org/officeDocument/2006/relationships" xmlns:m="http://schemas.openxmlformats.org/officeDocument/2006/math" xmlns:v="urn:schemas-microsoft-com:vml" xmlns:wp14="http://schemas.microsoft.com/office/word/2010/wordprocessingDrawing" xmlns:wp="http://schemas.openxmlformats.org/drawingml/2006/wordprocessingDrawing" xmlns:w10="urn:schemas-microsoft-com:office:word" xmlns:w="http://schemas.openxmlformats.org/wordprocessingml/2006/main" xmlns:w14="http://schemas.microsoft.com/office/word/2010/wordml" xmlns:w15="http://schemas.microsoft.com/office/word/2012/wordml" xmlns:wne="http://schemas.microsoft.com/office/word/2006/wordml" xmlns:wpg="http://schemas.microsoft.com/office/word/2010/wordprocessingGroup" xmlns:wpi="http://schemas.microsoft.com/office/word/2010/wordprocessingInk" xmlns:wps="http://schemas.microsoft.com/office/word/2010/wordprocessingShape" mc:Ignorable="w14 w15 wp14">
   <w:body>
     <w:tbl>
       <w:tblPr>
+        <w:tblStyle w:val="NormalTable"/>
         <w:tblW w:w="9026" w:type="dxa"/>
         <w:tblBorders>
           <w:top w:val="single" w:color="auto" w:sz="4" w:space="0"/>
@@ -17,21 +18,37 @@
           <w:left w:w="10" w:type="dxa"/>
           <w:right w:w="10" w:type="dxa"/>
         </w:tblCellMar>
-        <w:tblLook w:val="04A0" w:firstRow="1" w:lastRow="0" w:firstColumn="1" w:lastColumn="0" w:noHBand="0" w:noVBand="1"/>
+        <w:tblLook w:val="04A0"/>
       </w:tblPr>
       <w:tblGrid>
         <w:gridCol w:w="5356"/>
         <w:gridCol w:w="3670"/>
       </w:tblGrid>
       <w:tr>
+        <w:tblPrEx>
+          <w:tblW w:w="9026" w:type="dxa"/>
+          <w:tblBorders>
+            <w:top w:val="single" w:color="auto" w:sz="4" w:space="0"/>
+            <w:left w:val="single" w:color="auto" w:sz="4" w:space="0"/>
+            <w:bottom w:val="single" w:color="auto" w:sz="4" w:space="0"/>
+            <w:right w:val="single" w:color="auto" w:sz="4" w:space="0"/>
+            <w:insideH w:val="single" w:color="auto" w:sz="4" w:space="0"/>
+            <w:insideV w:val="single" w:color="auto" w:sz="4" w:space="0"/>
+          </w:tblBorders>
+          <w:tblCellMar>
+            <w:left w:w="10" w:type="dxa"/>
+            <w:right w:w="10" w:type="dxa"/>
+          </w:tblCellMar>
+          <w:tblLook w:val="04A0"/>
+        </w:tblPrEx>
         <w:tc>
           <w:tcPr>
             <w:tcW w:w="5426" w:type="dxa"/>
             <w:tcBorders>
-              <w:top w:val="none" w:color="FFFFFF" w:sz="0" w:space="0"/>
-              <w:left w:val="none" w:color="FFFFFF" w:sz="0" w:space="0"/>
-              <w:bottom w:val="none" w:color="FFFFFF" w:sz="0" w:space="0"/>
-              <w:right w:val="none" w:color="FFFFFF" w:sz="0" w:space="0"/>
+              <w:top w:val="nil"/>
+              <w:left w:val="nil"/>
+              <w:bottom w:val="nil"/>
+              <w:right w:val="nil"/>
             </w:tcBorders>
             <w:tcMar>
               <w:top w:w="60" w:type="dxa"/>
@@ -44,90 +61,19 @@
             <w:pPr>
               <w:spacing w:line="276" w:lineRule="auto"/>
             </w:pPr>
-            <w:r>
-              <w:rPr>
-                <w:noProof/>
-              </w:rPr>
-              <w:drawing>
-                <wp:anchor distT="0" distB="0" distL="114300" distR="114300" simplePos="0" relativeHeight="251659264" behindDoc="0" locked="0" layoutInCell="1" allowOverlap="1" wp14:editId="1CC906C9" wp14:anchorId="3751A126">
-                  <wp:simplePos x="0" y="0"/>
-                  <wp:positionH relativeFrom="column">
-                    <wp:posOffset>2540</wp:posOffset>
-                  </wp:positionH>
-                  <wp:positionV relativeFrom="paragraph">
-                    <wp:posOffset>0</wp:posOffset>
-                  </wp:positionV>
-                  <wp:extent cx="678219" cy="198120"/>
-                  <wp:effectExtent l="0" t="0" r="7620" b="0"/>
-                  <wp:wrapNone/>
-                  <wp:docPr id="158158958" name="Picture 1" descr="PT Pertamina Patra Niaga Logo Vector"/>
-                  <wp:cNvGraphicFramePr>
-                    <a:graphicFrameLocks xmlns:a="http://schemas.openxmlformats.org/drawingml/2006/main" noChangeAspect="1"/>
-                  </wp:cNvGraphicFramePr>
-                  <a:graphic xmlns:a="http://schemas.openxmlformats.org/drawingml/2006/main">
-                    <a:graphicData uri="http://schemas.openxmlformats.org/drawingml/2006/picture">
-                      <pic:pic xmlns:pic="http://schemas.openxmlformats.org/drawingml/2006/picture">
-                        <pic:nvPicPr>
-                          <pic:cNvPr id="0" name="Picture 1" descr="PT Pertamina Patra Niaga Logo Vector"/>
-                          <pic:cNvPicPr>
-                            <a:picLocks noChangeAspect="1" noChangeArrowheads="1"/>
-                          </pic:cNvPicPr>
-                        </pic:nvPicPr>
-                        <pic:blipFill rotWithShape="1">
-                          <a:blip r:embed="rId5" cstate="print">
-                            <a:extLst>
-                              <a:ext uri="{28A0092B-C50C-407E-A947-70E740481C1C}">
-                                <a14:useLocalDpi xmlns:a14="http://schemas.microsoft.com/office/drawing/2010/main" val="0"/>
-                              </a:ext>
-                            </a:extLst>
-                          </a:blip>
-                          <a:srcRect l="6411" t="32026" r="6794" b="32125"/>
-                          <a:stretch>
-                            <a:fillRect/>
-                          </a:stretch>
-                        </pic:blipFill>
-                        <pic:spPr bwMode="auto">
-                          <a:xfrm>
-                            <a:off x="0" y="0"/>
-                            <a:ext cx="688560" cy="201141"/>
-                          </a:xfrm>
-                          <a:prstGeom prst="rect">
-                            <a:avLst/>
-                          </a:prstGeom>
-                          <a:noFill/>
-                          <a:ln>
-                            <a:noFill/>
-                          </a:ln>
-                          <a:extLst>
-                            <a:ext uri="{53640926-AAD7-44D8-BBD7-CCE9431645EC}">
-                              <a14:shadowObscured xmlns:a14="http://schemas.microsoft.com/office/drawing/2010/main"/>
-                            </a:ext>
-                          </a:extLst>
-                        </pic:spPr>
-                      </pic:pic>
-                    </a:graphicData>
-                  </a:graphic>
-                  <wp14:sizeRelH relativeFrom="page">
-                    <wp14:pctWidth>0</wp14:pctWidth>
-                  </wp14:sizeRelH>
-                  <wp14:sizeRelV relativeFrom="page">
-                    <wp14:pctHeight>0</wp14:pctHeight>
-                  </wp14:sizeRelV>
-                </wp:anchor>
-              </w:drawing>
-            </w:r>
+          </w:p>
+          <w:p>
+            <w:pPr>
+              <w:spacing w:line="276" w:lineRule="auto"/>
+              <w:jc w:val="center"/>
+            </w:pPr>
             <w:r>
               <w:rPr>
                 <w:b/>
                 <w:bCs/>
               </w:rPr>
-              <w:t xml:space="preserve">                     PT PERTAMINA PATRA NIAGA</w:t>
-            </w:r>
-          </w:p>
-          <w:p>
-            <w:pPr>
-              <w:spacing w:line="276" w:lineRule="auto"/>
-            </w:pPr>
+              <w:t xml:space="preserve">DIT. PENUNJANG BISNIS</w:t>
+            </w:r>
           </w:p>
           <w:p>
             <w:pPr>
@@ -139,20 +85,7 @@
                 <w:b/>
                 <w:bCs/>
               </w:rPr>
-              <w:t>DIT. PENUNJANG BISNIS</w:t>
-            </w:r>
-          </w:p>
-          <w:p>
-            <w:pPr>
-              <w:spacing w:line="276" w:lineRule="auto"/>
-              <w:jc w:val="center"/>
-            </w:pPr>
-            <w:r>
-              <w:rPr>
-                <w:b/>
-                <w:bCs/>
-              </w:rPr>
-              <w:t>INFORMATION TECHNOLOGY</w:t>
+              <w:t xml:space="preserve">INFORMATION TECHNOLOGY</w:t>
             </w:r>
           </w:p>
           <w:p>
@@ -175,15 +108,13 @@
               </w:rPr>
               <w:t xml:space="preserve">Gd. Wisma </w:t>
             </w:r>
-            <w:proofErr w:type="spellStart"/>
             <w:r>
               <w:rPr>
                 <w:sz w:val="18"/>
                 <w:szCs w:val="18"/>
               </w:rPr>
-              <w:t>Tugu</w:t>
-            </w:r>
-            <w:proofErr w:type="spellEnd"/>
+              <w:t xml:space="preserve">Tugu</w:t>
+            </w:r>
             <w:r>
               <w:rPr>
                 <w:sz w:val="18"/>
@@ -197,7 +128,7 @@
                 <w:szCs w:val="18"/>
                 <w:lang w:val="nb-NO"/>
               </w:rPr>
-              <w:t>HR Rasuna</w:t>
+              <w:t xml:space="preserve">HR Rasuna</w:t>
             </w:r>
           </w:p>
           <w:p>
@@ -214,7 +145,7 @@
                 <w:szCs w:val="18"/>
                 <w:lang w:val="nb-NO"/>
               </w:rPr>
-              <w:t>Said Kav. C 7-9 Kuningan, Jakarta</w:t>
+              <w:t xml:space="preserve">Said Kav. C 7-9 Kuningan, Jakarta</w:t>
             </w:r>
           </w:p>
           <w:p>
@@ -231,7 +162,7 @@
                 <w:szCs w:val="18"/>
                 <w:lang w:val="nb-NO"/>
               </w:rPr>
-              <w:t>12290, Indonesia</w:t>
+              <w:t xml:space="preserve">12290, Indonesia</w:t>
             </w:r>
           </w:p>
         </w:tc>
@@ -239,10 +170,10 @@
           <w:tcPr>
             <w:tcW w:w="3600" w:type="dxa"/>
             <w:tcBorders>
-              <w:top w:val="none" w:color="FFFFFF" w:sz="0" w:space="0"/>
-              <w:left w:val="none" w:color="FFFFFF" w:sz="0" w:space="0"/>
-              <w:bottom w:val="none" w:color="FFFFFF" w:sz="0" w:space="0"/>
-              <w:right w:val="none" w:color="FFFFFF" w:sz="0" w:space="0"/>
+              <w:top w:val="nil"/>
+              <w:left w:val="nil"/>
+              <w:bottom w:val="nil"/>
+              <w:right w:val="nil"/>
             </w:tcBorders>
             <w:tcMar>
               <w:top w:w="60" w:type="dxa"/>
@@ -253,6 +184,7 @@
           </w:tcPr>
           <w:tbl>
             <w:tblPr>
+              <w:tblStyle w:val="NormalTable"/>
               <w:tblW w:w="3500" w:type="dxa"/>
               <w:tblBorders>
                 <w:top w:val="single" w:color="auto" w:sz="4" w:space="0"/>
@@ -264,42 +196,31 @@
                 <w:left w:w="10" w:type="dxa"/>
                 <w:right w:w="10" w:type="dxa"/>
               </w:tblCellMar>
-              <w:tblLook w:val="04A0" w:firstRow="1" w:lastRow="0" w:firstColumn="1" w:lastColumn="0" w:noHBand="0" w:noVBand="1"/>
+              <w:tblLook w:val="04A0"/>
             </w:tblPr>
             <w:tblGrid>
-              <w:gridCol w:w="1017"/>
+              <w:gridCol w:w="1097"/>
               <w:gridCol w:w="211"/>
-              <w:gridCol w:w="2272"/>
+              <w:gridCol w:w="2192"/>
             </w:tblGrid>
             <w:tr>
+              <w:tblPrEx>
+                <w:tblW w:w="3500" w:type="dxa"/>
+                <w:tblBorders>
+                  <w:top w:val="single" w:color="auto" w:sz="4" w:space="0"/>
+                  <w:left w:val="single" w:color="auto" w:sz="4" w:space="0"/>
+                  <w:bottom w:val="single" w:color="auto" w:sz="4" w:space="0"/>
+                  <w:right w:val="single" w:color="auto" w:sz="4" w:space="0"/>
+                </w:tblBorders>
+                <w:tblCellMar>
+                  <w:left w:w="10" w:type="dxa"/>
+                  <w:right w:w="10" w:type="dxa"/>
+                </w:tblCellMar>
+                <w:tblLook w:val="04A0"/>
+              </w:tblPrEx>
               <w:tc>
                 <w:tcPr>
-                  <w:tcW w:w="1100" w:type="dxa"/>
-                  <w:tcMar>
-                    <w:top w:w="60" w:type="dxa"/>
-                    <w:left w:w="80" w:type="dxa"/>
-                    <w:bottom w:w="60" w:type="dxa"/>
-                    <w:right w:w="80" w:type="dxa"/>
-                  </w:tcMar>
-                </w:tcPr>
-                <w:p>
-                  <w:pPr>
-                    <w:spacing w:line="276" w:lineRule="auto"/>
-                  </w:pPr>
-                  <w:proofErr w:type="spellStart"/>
-                  <w:r>
-                    <w:rPr>
-                      <w:sz w:val="18"/>
-                      <w:szCs w:val="18"/>
-                    </w:rPr>
-                    <w:t>Nomor</w:t>
-                  </w:r>
-                  <w:proofErr w:type="spellEnd"/>
-                </w:p>
-              </w:tc>
-              <w:tc>
-                <w:tcPr>
-                  <w:tcW w:w="200" w:type="dxa"/>
+                  <w:tcW w:w="1097" w:type="dxa"/>
                   <w:tcMar>
                     <w:top w:w="60" w:type="dxa"/>
                     <w:left w:w="80" w:type="dxa"/>
@@ -316,13 +237,13 @@
                       <w:sz w:val="18"/>
                       <w:szCs w:val="18"/>
                     </w:rPr>
-                    <w:t>:</w:t>
+                    <w:t xml:space="preserve">Nomor</w:t>
                   </w:r>
                 </w:p>
               </w:tc>
               <w:tc>
                 <w:tcPr>
-                  <w:tcW w:w="2200" w:type="dxa"/>
+                  <w:tcW w:w="211" w:type="dxa"/>
                   <w:tcMar>
                     <w:top w:w="60" w:type="dxa"/>
                     <w:left w:w="80" w:type="dxa"/>
@@ -339,40 +260,13 @@
                       <w:sz w:val="18"/>
                       <w:szCs w:val="18"/>
                     </w:rPr>
-                    <w:t>Draft</w:t>
+                    <w:t xml:space="preserve">:</w:t>
                   </w:r>
-                </w:p>
-              </w:tc>
-            </w:tr>
-            <w:tr>
-              <w:tc>
-                <w:tcPr>
-                  <w:tcW w:w="1100" w:type="dxa"/>
-                  <w:tcMar>
-                    <w:top w:w="60" w:type="dxa"/>
-                    <w:left w:w="80" w:type="dxa"/>
-                    <w:bottom w:w="60" w:type="dxa"/>
-                    <w:right w:w="80" w:type="dxa"/>
-                  </w:tcMar>
-                </w:tcPr>
-                <w:p>
-                  <w:pPr>
-                    <w:spacing w:line="276" w:lineRule="auto"/>
-                  </w:pPr>
-                  <w:proofErr w:type="spellStart"/>
-                  <w:r>
-                    <w:rPr>
-                      <w:sz w:val="18"/>
-                      <w:szCs w:val="18"/>
-                    </w:rPr>
-                    <w:t>Tanggal</w:t>
-                  </w:r>
-                  <w:proofErr w:type="spellEnd"/>
                 </w:p>
               </w:tc>
               <w:tc>
                 <w:tcPr>
-                  <w:tcW w:w="200" w:type="dxa"/>
+                  <w:tcW w:w="2192" w:type="dxa"/>
                   <w:tcMar>
                     <w:top w:w="60" w:type="dxa"/>
                     <w:left w:w="80" w:type="dxa"/>
@@ -389,13 +283,23 @@
                       <w:sz w:val="18"/>
                       <w:szCs w:val="18"/>
                     </w:rPr>
-                    <w:t>:</w:t>
+                    <w:t xml:space="preserve">Draft</w:t>
                   </w:r>
                 </w:p>
               </w:tc>
+            </w:tr>
+            <w:tr>
+              <w:tblPrEx>
+                <w:tblW w:w="3500" w:type="dxa"/>
+                <w:tblCellMar>
+                  <w:left w:w="10" w:type="dxa"/>
+                  <w:right w:w="10" w:type="dxa"/>
+                </w:tblCellMar>
+                <w:tblLook w:val="04A0"/>
+              </w:tblPrEx>
               <w:tc>
                 <w:tcPr>
-                  <w:tcW w:w="2200" w:type="dxa"/>
+                  <w:tcW w:w="1097" w:type="dxa"/>
                   <w:tcMar>
                     <w:top w:w="60" w:type="dxa"/>
                     <w:left w:w="80" w:type="dxa"/>
@@ -412,15 +316,13 @@
                       <w:sz w:val="18"/>
                       <w:szCs w:val="18"/>
                     </w:rPr>
-                    <w:t>15 June 2026</w:t>
+                    <w:t xml:space="preserve">Tanggal</w:t>
                   </w:r>
                 </w:p>
               </w:tc>
-            </w:tr>
-            <w:tr>
               <w:tc>
                 <w:tcPr>
-                  <w:tcW w:w="1100" w:type="dxa"/>
+                  <w:tcW w:w="211" w:type="dxa"/>
                   <w:tcMar>
                     <w:top w:w="60" w:type="dxa"/>
                     <w:left w:w="80" w:type="dxa"/>
@@ -437,13 +339,13 @@
                       <w:sz w:val="18"/>
                       <w:szCs w:val="18"/>
                     </w:rPr>
-                    <w:t>Dari</w:t>
+                    <w:t xml:space="preserve">:</w:t>
                   </w:r>
                 </w:p>
               </w:tc>
               <w:tc>
                 <w:tcPr>
-                  <w:tcW w:w="200" w:type="dxa"/>
+                  <w:tcW w:w="2192" w:type="dxa"/>
                   <w:tcMar>
                     <w:top w:w="60" w:type="dxa"/>
                     <w:left w:w="80" w:type="dxa"/>
@@ -460,13 +362,139 @@
                       <w:sz w:val="18"/>
                       <w:szCs w:val="18"/>
                     </w:rPr>
-                    <w:t>:</w:t>
+                    <w:t xml:space="preserve">15 Juni 2026</w:t>
+                  </w:r>
+                </w:p>
+              </w:tc>
+            </w:tr>
+            <w:tr>
+              <w:tblPrEx>
+                <w:tblW w:w="3500" w:type="dxa"/>
+                <w:tblCellMar>
+                  <w:left w:w="10" w:type="dxa"/>
+                  <w:right w:w="10" w:type="dxa"/>
+                </w:tblCellMar>
+                <w:tblLook w:val="04A0"/>
+              </w:tblPrEx>
+              <w:tc>
+                <w:tcPr>
+                  <w:tcW w:w="1097" w:type="dxa"/>
+                  <w:tcMar>
+                    <w:top w:w="60" w:type="dxa"/>
+                    <w:left w:w="80" w:type="dxa"/>
+                    <w:bottom w:w="60" w:type="dxa"/>
+                    <w:right w:w="80" w:type="dxa"/>
+                  </w:tcMar>
+                </w:tcPr>
+                <w:p>
+                  <w:pPr>
+                    <w:spacing w:line="276" w:lineRule="auto"/>
+                    <w:rPr>
+                      <w:sz w:val="18"/>
+                      <w:szCs w:val="18"/>
+                    </w:rPr>
+                  </w:pPr>
+                </w:p>
+              </w:tc>
+              <w:tc>
+                <w:tcPr>
+                  <w:tcW w:w="211" w:type="dxa"/>
+                  <w:tcMar>
+                    <w:top w:w="60" w:type="dxa"/>
+                    <w:left w:w="80" w:type="dxa"/>
+                    <w:bottom w:w="60" w:type="dxa"/>
+                    <w:right w:w="80" w:type="dxa"/>
+                  </w:tcMar>
+                </w:tcPr>
+                <w:p>
+                  <w:pPr>
+                    <w:spacing w:line="276" w:lineRule="auto"/>
+                    <w:rPr>
+                      <w:sz w:val="18"/>
+                      <w:szCs w:val="18"/>
+                    </w:rPr>
+                  </w:pPr>
+                </w:p>
+              </w:tc>
+              <w:tc>
+                <w:tcPr>
+                  <w:tcW w:w="2192" w:type="dxa"/>
+                  <w:tcMar>
+                    <w:top w:w="60" w:type="dxa"/>
+                    <w:left w:w="80" w:type="dxa"/>
+                    <w:bottom w:w="60" w:type="dxa"/>
+                    <w:right w:w="80" w:type="dxa"/>
+                  </w:tcMar>
+                </w:tcPr>
+                <w:p>
+                  <w:pPr>
+                    <w:spacing w:line="276" w:lineRule="auto"/>
+                    <w:rPr>
+                      <w:sz w:val="18"/>
+                      <w:szCs w:val="18"/>
+                    </w:rPr>
+                  </w:pPr>
+                </w:p>
+              </w:tc>
+            </w:tr>
+            <w:tr>
+              <w:tblPrEx>
+                <w:tblW w:w="3500" w:type="dxa"/>
+                <w:tblCellMar>
+                  <w:left w:w="10" w:type="dxa"/>
+                  <w:right w:w="10" w:type="dxa"/>
+                </w:tblCellMar>
+                <w:tblLook w:val="04A0"/>
+              </w:tblPrEx>
+              <w:tc>
+                <w:tcPr>
+                  <w:tcW w:w="1097" w:type="dxa"/>
+                  <w:tcMar>
+                    <w:top w:w="60" w:type="dxa"/>
+                    <w:left w:w="80" w:type="dxa"/>
+                    <w:bottom w:w="60" w:type="dxa"/>
+                    <w:right w:w="80" w:type="dxa"/>
+                  </w:tcMar>
+                </w:tcPr>
+                <w:p>
+                  <w:pPr>
+                    <w:spacing w:line="276" w:lineRule="auto"/>
+                  </w:pPr>
+                  <w:r>
+                    <w:rPr>
+                      <w:sz w:val="18"/>
+                      <w:szCs w:val="18"/>
+                    </w:rPr>
+                    <w:t xml:space="preserve">Dari</w:t>
                   </w:r>
                 </w:p>
               </w:tc>
               <w:tc>
                 <w:tcPr>
-                  <w:tcW w:w="2200" w:type="dxa"/>
+                  <w:tcW w:w="211" w:type="dxa"/>
+                  <w:tcMar>
+                    <w:top w:w="60" w:type="dxa"/>
+                    <w:left w:w="80" w:type="dxa"/>
+                    <w:bottom w:w="60" w:type="dxa"/>
+                    <w:right w:w="80" w:type="dxa"/>
+                  </w:tcMar>
+                </w:tcPr>
+                <w:p>
+                  <w:pPr>
+                    <w:spacing w:line="276" w:lineRule="auto"/>
+                  </w:pPr>
+                  <w:r>
+                    <w:rPr>
+                      <w:sz w:val="18"/>
+                      <w:szCs w:val="18"/>
+                    </w:rPr>
+                    <w:t xml:space="preserve">:</w:t>
+                  </w:r>
+                </w:p>
+              </w:tc>
+              <w:tc>
+                <w:tcPr>
+                  <w:tcW w:w="2192" w:type="dxa"/>
                   <w:tcMar>
                     <w:top w:w="60" w:type="dxa"/>
                     <w:left w:w="80" w:type="dxa"/>
@@ -485,22 +513,28 @@
                     </w:rPr>
                     <w:t xml:space="preserve">IT </w:t>
                   </w:r>
-                  <w:proofErr w:type="spellStart"/>
                   <w:r>
                     <w:rPr>
                       <w:sz w:val="18"/>
                       <w:szCs w:val="18"/>
                     </w:rPr>
-                    <w:t>Sumbagsel</w:t>
+                    <w:t xml:space="preserve">Sumbagsel</w:t>
                   </w:r>
-                  <w:proofErr w:type="spellEnd"/>
                 </w:p>
               </w:tc>
             </w:tr>
             <w:tr>
+              <w:tblPrEx>
+                <w:tblW w:w="3500" w:type="dxa"/>
+                <w:tblCellMar>
+                  <w:left w:w="10" w:type="dxa"/>
+                  <w:right w:w="10" w:type="dxa"/>
+                </w:tblCellMar>
+                <w:tblLook w:val="04A0"/>
+              </w:tblPrEx>
               <w:tc>
                 <w:tcPr>
-                  <w:tcW w:w="1100" w:type="dxa"/>
+                  <w:tcW w:w="1097" w:type="dxa"/>
                   <w:tcMar>
                     <w:top w:w="60" w:type="dxa"/>
                     <w:left w:w="80" w:type="dxa"/>
@@ -517,13 +551,13 @@
                       <w:sz w:val="18"/>
                       <w:szCs w:val="18"/>
                     </w:rPr>
-                    <w:t>Tujuan</w:t>
+                    <w:t xml:space="preserve">Tujuan</w:t>
                   </w:r>
                 </w:p>
               </w:tc>
               <w:tc>
                 <w:tcPr>
-                  <w:tcW w:w="200" w:type="dxa"/>
+                  <w:tcW w:w="211" w:type="dxa"/>
                   <w:tcMar>
                     <w:top w:w="60" w:type="dxa"/>
                     <w:left w:w="80" w:type="dxa"/>
@@ -540,13 +574,13 @@
                       <w:sz w:val="18"/>
                       <w:szCs w:val="18"/>
                     </w:rPr>
-                    <w:t>:</w:t>
+                    <w:t xml:space="preserve">:</w:t>
                   </w:r>
                 </w:p>
               </w:tc>
               <w:tc>
                 <w:tcPr>
-                  <w:tcW w:w="2200" w:type="dxa"/>
+                  <w:tcW w:w="2192" w:type="dxa"/>
                   <w:tcMar>
                     <w:top w:w="60" w:type="dxa"/>
                     <w:left w:w="80" w:type="dxa"/>
@@ -565,15 +599,13 @@
                     </w:rPr>
                     <w:t xml:space="preserve">Retail Sales </w:t>
                   </w:r>
-                  <w:proofErr w:type="spellStart"/>
                   <w:r>
                     <w:rPr>
                       <w:sz w:val="18"/>
                       <w:szCs w:val="18"/>
                     </w:rPr>
-                    <w:t>Sumbagsel</w:t>
+                    <w:t xml:space="preserve">Sumbagsel</w:t>
                   </w:r>
-                  <w:proofErr w:type="spellEnd"/>
                 </w:p>
               </w:tc>
             </w:tr>
@@ -604,7 +636,7 @@
           <w:szCs w:val="22"/>
           <w:u w:val="single"/>
         </w:rPr>
-        <w:t>BERITA ACARA ALOKASI BARANG</w:t>
+        <w:t xml:space="preserve">BERITA ACARA ALOKASI BARANG</w:t>
       </w:r>
     </w:p>
     <w:p>
@@ -614,13 +646,14 @@
     </w:p>
     <w:tbl>
       <w:tblPr>
+        <w:tblStyle w:val="NormalTable"/>
         <w:tblW w:w="9128" w:type="dxa"/>
         <w:tblLayout w:type="fixed"/>
         <w:tblCellMar>
           <w:left w:w="10" w:type="dxa"/>
           <w:right w:w="10" w:type="dxa"/>
         </w:tblCellMar>
-        <w:tblLook w:val="04A0" w:firstRow="1" w:lastRow="0" w:firstColumn="1" w:lastColumn="0" w:noHBand="0" w:noVBand="1"/>
+        <w:tblLook w:val="04A0"/>
       </w:tblPr>
       <w:tblGrid>
         <w:gridCol w:w="2785"/>
@@ -628,6 +661,15 @@
         <w:gridCol w:w="6073"/>
       </w:tblGrid>
       <w:tr>
+        <w:tblPrEx>
+          <w:tblW w:w="9128" w:type="dxa"/>
+          <w:tblLayout w:type="fixed"/>
+          <w:tblCellMar>
+            <w:left w:w="10" w:type="dxa"/>
+            <w:right w:w="10" w:type="dxa"/>
+          </w:tblCellMar>
+          <w:tblLook w:val="04A0"/>
+        </w:tblPrEx>
         <w:tc>
           <w:tcPr>
             <w:tcW w:w="2785" w:type="dxa"/>
@@ -645,16 +687,14 @@
             <w:r>
               <w:t xml:space="preserve">Nama </w:t>
             </w:r>
-            <w:proofErr w:type="spellStart"/>
-            <w:r>
-              <w:t>Penanggung</w:t>
-            </w:r>
-            <w:proofErr w:type="spellEnd"/>
+            <w:r>
+              <w:t xml:space="preserve">Penanggung</w:t>
+            </w:r>
             <w:r>
               <w:t xml:space="preserve"> </w:t>
             </w:r>
             <w:r>
-              <w:t>Jawab</w:t>
+              <w:t xml:space="preserve">Jawab</w:t>
             </w:r>
           </w:p>
         </w:tc>
@@ -674,7 +714,7 @@
               <w:ind w:left="-1"/>
             </w:pPr>
             <w:r>
-              <w:t>:</w:t>
+              <w:t xml:space="preserve">:</w:t>
             </w:r>
           </w:p>
         </w:tc>
@@ -693,12 +733,21 @@
               <w:spacing w:line="276" w:lineRule="auto"/>
             </w:pPr>
             <w:r>
-              <w:t>Luthfi AP</w:t>
+              <w:t xml:space="preserve">Bruce Wayne</w:t>
             </w:r>
           </w:p>
         </w:tc>
       </w:tr>
       <w:tr>
+        <w:tblPrEx>
+          <w:tblW w:w="9128" w:type="dxa"/>
+          <w:tblLayout w:type="fixed"/>
+          <w:tblCellMar>
+            <w:left w:w="10" w:type="dxa"/>
+            <w:right w:w="10" w:type="dxa"/>
+          </w:tblCellMar>
+          <w:tblLook w:val="04A0"/>
+        </w:tblPrEx>
         <w:tc>
           <w:tcPr>
             <w:tcW w:w="2785" w:type="dxa"/>
@@ -714,7 +763,7 @@
               <w:spacing w:line="276" w:lineRule="auto"/>
             </w:pPr>
             <w:r>
-              <w:t>Cost Center</w:t>
+              <w:t xml:space="preserve">Cost Center</w:t>
             </w:r>
           </w:p>
         </w:tc>
@@ -734,7 +783,7 @@
               <w:ind w:left="-1"/>
             </w:pPr>
             <w:r>
-              <w:t>:</w:t>
+              <w:t xml:space="preserve">:</w:t>
             </w:r>
           </w:p>
         </w:tc>
@@ -753,12 +802,21 @@
               <w:spacing w:line="276" w:lineRule="auto"/>
             </w:pPr>
             <w:r>
-              <w:t>723456</w:t>
+              <w:t xml:space="preserve">223456</w:t>
             </w:r>
           </w:p>
         </w:tc>
       </w:tr>
       <w:tr>
+        <w:tblPrEx>
+          <w:tblW w:w="9128" w:type="dxa"/>
+          <w:tblLayout w:type="fixed"/>
+          <w:tblCellMar>
+            <w:left w:w="10" w:type="dxa"/>
+            <w:right w:w="10" w:type="dxa"/>
+          </w:tblCellMar>
+          <w:tblLook w:val="04A0"/>
+        </w:tblPrEx>
         <w:tc>
           <w:tcPr>
             <w:tcW w:w="2785" w:type="dxa"/>
@@ -774,7 +832,7 @@
               <w:spacing w:line="276" w:lineRule="auto"/>
             </w:pPr>
             <w:r>
-              <w:t>J a b a t a n</w:t>
+              <w:t xml:space="preserve">J a b a t a n</w:t>
             </w:r>
           </w:p>
         </w:tc>
@@ -794,7 +852,7 @@
               <w:ind w:left="-1"/>
             </w:pPr>
             <w:r>
-              <w:t>:</w:t>
+              <w:t xml:space="preserve">:</w:t>
             </w:r>
           </w:p>
         </w:tc>
@@ -813,12 +871,21 @@
               <w:spacing w:line="276" w:lineRule="auto"/>
             </w:pPr>
             <w:r>
-              <w:t>Junior Buyer II</w:t>
+              <w:t xml:space="preserve">SBM Industry I</w:t>
             </w:r>
           </w:p>
         </w:tc>
       </w:tr>
       <w:tr>
+        <w:tblPrEx>
+          <w:tblW w:w="9128" w:type="dxa"/>
+          <w:tblLayout w:type="fixed"/>
+          <w:tblCellMar>
+            <w:left w:w="10" w:type="dxa"/>
+            <w:right w:w="10" w:type="dxa"/>
+          </w:tblCellMar>
+          <w:tblLook w:val="04A0"/>
+        </w:tblPrEx>
         <w:tc>
           <w:tcPr>
             <w:tcW w:w="2785" w:type="dxa"/>
@@ -833,19 +900,15 @@
             <w:pPr>
               <w:spacing w:line="276" w:lineRule="auto"/>
             </w:pPr>
-            <w:proofErr w:type="spellStart"/>
-            <w:r>
-              <w:t>Fungsi</w:t>
-            </w:r>
-            <w:proofErr w:type="spellEnd"/>
-            <w:r>
-              <w:t>/</w:t>
-            </w:r>
-            <w:proofErr w:type="spellStart"/>
-            <w:r>
-              <w:t>Direktorat</w:t>
-            </w:r>
-            <w:proofErr w:type="spellEnd"/>
+            <w:r>
+              <w:t xml:space="preserve">Fungsi</w:t>
+            </w:r>
+            <w:r>
+              <w:t xml:space="preserve">/</w:t>
+            </w:r>
+            <w:r>
+              <w:t xml:space="preserve">Direktorat</w:t>
+            </w:r>
           </w:p>
         </w:tc>
         <w:tc>
@@ -864,7 +927,7 @@
               <w:ind w:left="-1"/>
             </w:pPr>
             <w:r>
-              <w:t>:</w:t>
+              <w:t xml:space="preserve">:</w:t>
             </w:r>
           </w:p>
         </w:tc>
@@ -885,15 +948,22 @@
             <w:r>
               <w:t xml:space="preserve">Retail Sales </w:t>
             </w:r>
-            <w:proofErr w:type="spellStart"/>
-            <w:r>
-              <w:t>Sumbagsel</w:t>
-            </w:r>
-            <w:proofErr w:type="spellEnd"/>
+            <w:r>
+              <w:t xml:space="preserve">Sumbagsel</w:t>
+            </w:r>
           </w:p>
         </w:tc>
       </w:tr>
       <w:tr>
+        <w:tblPrEx>
+          <w:tblW w:w="9128" w:type="dxa"/>
+          <w:tblLayout w:type="fixed"/>
+          <w:tblCellMar>
+            <w:left w:w="10" w:type="dxa"/>
+            <w:right w:w="10" w:type="dxa"/>
+          </w:tblCellMar>
+          <w:tblLook w:val="04A0"/>
+        </w:tblPrEx>
         <w:tc>
           <w:tcPr>
             <w:tcW w:w="2785" w:type="dxa"/>
@@ -909,7 +979,7 @@
               <w:spacing w:line="276" w:lineRule="auto"/>
             </w:pPr>
             <w:r>
-              <w:t>Alamat</w:t>
+              <w:t xml:space="preserve">Alamat</w:t>
             </w:r>
           </w:p>
         </w:tc>
@@ -929,7 +999,7 @@
               <w:ind w:left="-1"/>
             </w:pPr>
             <w:r>
-              <w:t>:</w:t>
+              <w:t xml:space="preserve">:</w:t>
             </w:r>
           </w:p>
         </w:tc>
@@ -950,15 +1020,22 @@
             <w:r>
               <w:t xml:space="preserve">Retail Sales </w:t>
             </w:r>
-            <w:proofErr w:type="spellStart"/>
-            <w:r>
-              <w:t>Sumbagsel</w:t>
-            </w:r>
-            <w:proofErr w:type="spellEnd"/>
+            <w:r>
+              <w:t xml:space="preserve">Sumbagsel</w:t>
+            </w:r>
           </w:p>
         </w:tc>
       </w:tr>
       <w:tr>
+        <w:tblPrEx>
+          <w:tblW w:w="9128" w:type="dxa"/>
+          <w:tblLayout w:type="fixed"/>
+          <w:tblCellMar>
+            <w:left w:w="10" w:type="dxa"/>
+            <w:right w:w="10" w:type="dxa"/>
+          </w:tblCellMar>
+          <w:tblLook w:val="04A0"/>
+        </w:tblPrEx>
         <w:tc>
           <w:tcPr>
             <w:tcW w:w="2785" w:type="dxa"/>
@@ -974,7 +1051,7 @@
               <w:spacing w:line="276" w:lineRule="auto"/>
             </w:pPr>
             <w:r>
-              <w:t>Alamat e-mail</w:t>
+              <w:t xml:space="preserve">Alamat e-mail</w:t>
             </w:r>
           </w:p>
         </w:tc>
@@ -994,7 +1071,7 @@
               <w:ind w:left="-1"/>
             </w:pPr>
             <w:r>
-              <w:t>:</w:t>
+              <w:t xml:space="preserve">:</w:t>
             </w:r>
           </w:p>
         </w:tc>
@@ -1013,12 +1090,21 @@
               <w:spacing w:line="276" w:lineRule="auto"/>
             </w:pPr>
             <w:r>
-              <w:t>luthfialifp@gmail.com</w:t>
+              <w:t xml:space="preserve">ggyur21887@gmail.com</w:t>
             </w:r>
           </w:p>
         </w:tc>
       </w:tr>
       <w:tr>
+        <w:tblPrEx>
+          <w:tblW w:w="9128" w:type="dxa"/>
+          <w:tblLayout w:type="fixed"/>
+          <w:tblCellMar>
+            <w:left w:w="10" w:type="dxa"/>
+            <w:right w:w="10" w:type="dxa"/>
+          </w:tblCellMar>
+          <w:tblLook w:val="04A0"/>
+        </w:tblPrEx>
         <w:tc>
           <w:tcPr>
             <w:tcW w:w="2785" w:type="dxa"/>
@@ -1036,11 +1122,9 @@
             <w:r>
               <w:t xml:space="preserve">No. </w:t>
             </w:r>
-            <w:proofErr w:type="spellStart"/>
-            <w:r>
-              <w:t>Pekerja</w:t>
-            </w:r>
-            <w:proofErr w:type="spellEnd"/>
+            <w:r>
+              <w:t xml:space="preserve">Pekerja</w:t>
+            </w:r>
           </w:p>
         </w:tc>
         <w:tc>
@@ -1059,7 +1143,7 @@
               <w:ind w:left="-1"/>
             </w:pPr>
             <w:r>
-              <w:t>:</w:t>
+              <w:t xml:space="preserve">:</w:t>
             </w:r>
           </w:p>
         </w:tc>
@@ -1078,12 +1162,21 @@
               <w:spacing w:line="276" w:lineRule="auto"/>
             </w:pPr>
             <w:r>
-              <w:t>16</w:t>
+              <w:t xml:space="preserve">2</w:t>
             </w:r>
           </w:p>
         </w:tc>
       </w:tr>
       <w:tr>
+        <w:tblPrEx>
+          <w:tblW w:w="9128" w:type="dxa"/>
+          <w:tblLayout w:type="fixed"/>
+          <w:tblCellMar>
+            <w:left w:w="10" w:type="dxa"/>
+            <w:right w:w="10" w:type="dxa"/>
+          </w:tblCellMar>
+          <w:tblLook w:val="04A0"/>
+        </w:tblPrEx>
         <w:tc>
           <w:tcPr>
             <w:tcW w:w="2785" w:type="dxa"/>
@@ -1099,7 +1192,7 @@
               <w:spacing w:line="276" w:lineRule="auto"/>
             </w:pPr>
             <w:r>
-              <w:t>No. Telp / HP</w:t>
+              <w:t xml:space="preserve">No. Telp / HP</w:t>
             </w:r>
           </w:p>
         </w:tc>
@@ -1119,7 +1212,7 @@
               <w:ind w:left="-1"/>
             </w:pPr>
             <w:r>
-              <w:t>:</w:t>
+              <w:t xml:space="preserve">:</w:t>
             </w:r>
           </w:p>
         </w:tc>
@@ -1138,7 +1231,7 @@
               <w:spacing w:line="276" w:lineRule="auto"/>
             </w:pPr>
             <w:r>
-              <w:t>-</w:t>
+              <w:t xml:space="preserve">-</w:t>
             </w:r>
           </w:p>
         </w:tc>
@@ -1169,7 +1262,7 @@
           <w:bCs/>
           <w:lang w:val="nb-NO"/>
         </w:rPr>
-        <w:t>Rabu</w:t>
+        <w:t xml:space="preserve">Rabu</w:t>
       </w:r>
       <w:r>
         <w:rPr>
@@ -1183,7 +1276,7 @@
           <w:bCs/>
           <w:lang w:val="nb-NO"/>
         </w:rPr>
-        <w:t>15 June 2026</w:t>
+        <w:t xml:space="preserve">15 Juni 2026</w:t>
       </w:r>
       <w:r>
         <w:rPr>
@@ -1209,7 +1302,7 @@
           <w:b/>
           <w:bCs/>
         </w:rPr>
-        <w:t>I.</w:t>
+        <w:t xml:space="preserve">I.</w:t>
       </w:r>
       <w:r>
         <w:tab/>
@@ -1222,16 +1315,14 @@
         </w:rPr>
         <w:t xml:space="preserve">Jenis </w:t>
       </w:r>
-      <w:proofErr w:type="spellStart"/>
       <w:r>
         <w:rPr>
           <w:b/>
           <w:bCs/>
           <w:u w:val="single"/>
         </w:rPr>
-        <w:t>Perangkat</w:t>
-      </w:r>
-      <w:proofErr w:type="spellEnd"/>
+        <w:t xml:space="preserve">Perangkat</w:t>
+      </w:r>
       <w:r>
         <w:rPr>
           <w:b/>
@@ -1240,41 +1331,30 @@
         </w:rPr>
         <w:t xml:space="preserve"> </w:t>
       </w:r>
-      <w:proofErr w:type="spellStart"/>
-      <w:proofErr w:type="gramStart"/>
       <w:r>
         <w:rPr>
           <w:b/>
           <w:bCs/>
           <w:u w:val="single"/>
         </w:rPr>
-        <w:t>Keras</w:t>
-      </w:r>
-      <w:proofErr w:type="spellEnd"/>
+        <w:t xml:space="preserve">Keras</w:t>
+      </w:r>
       <w:r>
         <w:rPr>
           <w:b/>
           <w:bCs/>
           <w:u w:val="single"/>
         </w:rPr>
-        <w:t xml:space="preserve"> :</w:t>
-      </w:r>
-      <w:proofErr w:type="gramEnd"/>
-      <w:r>
-        <w:rPr>
-          <w:b/>
-          <w:bCs/>
-          <w:u w:val="single"/>
-        </w:rPr>
-        <w:t xml:space="preserve"> </w:t>
-      </w:r>
-      <w:r>
-        <w:t>Mouse</w:t>
+        <w:t xml:space="preserve"> : </w:t>
+      </w:r>
+      <w:r>
+        <w:t xml:space="preserve">Handphone</w:t>
       </w:r>
     </w:p>
     <w:tbl>
       <w:tblPr>
-        <w:tblW w:w="9026" w:type="dxa"/>
+        <w:tblStyle w:val="NormalTable"/>
+        <w:tblW w:w="10343" w:type="dxa"/>
         <w:tblBorders>
           <w:top w:val="single" w:color="auto" w:sz="4" w:space="0"/>
           <w:left w:val="single" w:color="auto" w:sz="4" w:space="0"/>
@@ -1287,24 +1367,40 @@
           <w:left w:w="10" w:type="dxa"/>
           <w:right w:w="10" w:type="dxa"/>
         </w:tblCellMar>
-        <w:tblLook w:val="04A0" w:firstRow="1" w:lastRow="0" w:firstColumn="1" w:lastColumn="0" w:noHBand="0" w:noVBand="1"/>
+        <w:tblLook w:val="04A0"/>
       </w:tblPr>
       <w:tblGrid>
-        <w:gridCol w:w="517"/>
-        <w:gridCol w:w="949"/>
-        <w:gridCol w:w="947"/>
-        <w:gridCol w:w="994"/>
-        <w:gridCol w:w="2163"/>
-        <w:gridCol w:w="293"/>
-        <w:gridCol w:w="3163"/>
+        <w:gridCol w:w="516"/>
+        <w:gridCol w:w="1984"/>
+        <w:gridCol w:w="2173"/>
+        <w:gridCol w:w="1701"/>
+        <w:gridCol w:w="272"/>
+        <w:gridCol w:w="1618"/>
+        <w:gridCol w:w="2079"/>
       </w:tblGrid>
       <w:tr>
+        <w:tblPrEx>
+          <w:tblW w:w="10343" w:type="dxa"/>
+          <w:tblBorders>
+            <w:top w:val="single" w:color="auto" w:sz="4" w:space="0"/>
+            <w:left w:val="single" w:color="auto" w:sz="4" w:space="0"/>
+            <w:bottom w:val="single" w:color="auto" w:sz="4" w:space="0"/>
+            <w:right w:val="single" w:color="auto" w:sz="4" w:space="0"/>
+            <w:insideH w:val="single" w:color="auto" w:sz="4" w:space="0"/>
+            <w:insideV w:val="single" w:color="auto" w:sz="4" w:space="0"/>
+          </w:tblBorders>
+          <w:tblCellMar>
+            <w:left w:w="10" w:type="dxa"/>
+            <w:right w:w="10" w:type="dxa"/>
+          </w:tblCellMar>
+          <w:tblLook w:val="04A0"/>
+        </w:tblPrEx>
         <w:trPr>
           <w:tblHeader/>
         </w:trPr>
         <w:tc>
           <w:tcPr>
-            <w:tcW w:w="500" w:type="dxa"/>
+            <w:tcW w:w="516" w:type="dxa"/>
             <w:tcBorders>
               <w:top w:val="single" w:color="000000" w:sz="4" w:space="0"/>
               <w:left w:val="single" w:color="000000" w:sz="4" w:space="0"/>
@@ -1330,13 +1426,13 @@
                 <w:b/>
                 <w:bCs/>
               </w:rPr>
-              <w:t>NO.</w:t>
-            </w:r>
-          </w:p>
-        </w:tc>
-        <w:tc>
-          <w:tcPr>
-            <w:tcW w:w="1900" w:type="dxa"/>
+              <w:t xml:space="preserve">NO.</w:t>
+            </w:r>
+          </w:p>
+        </w:tc>
+        <w:tc>
+          <w:tcPr>
+            <w:tcW w:w="4157" w:type="dxa"/>
             <w:gridSpan w:val="2"/>
             <w:tcBorders>
               <w:top w:val="single" w:color="000000" w:sz="4" w:space="0"/>
@@ -1362,45 +1458,13 @@
                 <w:b/>
                 <w:bCs/>
               </w:rPr>
-              <w:t>JUMLAH</w:t>
-            </w:r>
-          </w:p>
-        </w:tc>
-        <w:tc>
-          <w:tcPr>
-            <w:tcW w:w="900" w:type="dxa"/>
-            <w:tcBorders>
-              <w:top w:val="single" w:color="000000" w:sz="4" w:space="0"/>
-              <w:left w:val="single" w:color="000000" w:sz="4" w:space="0"/>
-              <w:bottom w:val="single" w:color="000000" w:sz="4" w:space="0"/>
-              <w:right w:val="single" w:color="000000" w:sz="4" w:space="0"/>
-            </w:tcBorders>
-            <w:shd w:val="clear" w:color="auto" w:fill="FFFFFF" w:themeFill="background1"/>
-            <w:tcMar>
-              <w:top w:w="60" w:type="dxa"/>
-              <w:left w:w="80" w:type="dxa"/>
-              <w:bottom w:w="60" w:type="dxa"/>
-              <w:right w:w="80" w:type="dxa"/>
-            </w:tcMar>
-            <w:vAlign w:val="center"/>
-          </w:tcPr>
-          <w:p>
-            <w:pPr>
-              <w:spacing w:line="276" w:lineRule="auto"/>
-              <w:jc w:val="center"/>
-            </w:pPr>
-            <w:r>
-              <w:rPr>
-                <w:b/>
-                <w:bCs/>
-              </w:rPr>
-              <w:t>SATUAN</w:t>
-            </w:r>
-          </w:p>
-        </w:tc>
-        <w:tc>
-          <w:tcPr>
-            <w:tcW w:w="2500" w:type="dxa"/>
+              <w:t xml:space="preserve">JUMLAH</w:t>
+            </w:r>
+          </w:p>
+        </w:tc>
+        <w:tc>
+          <w:tcPr>
+            <w:tcW w:w="1973" w:type="dxa"/>
             <w:gridSpan w:val="2"/>
             <w:tcBorders>
               <w:top w:val="single" w:color="000000" w:sz="4" w:space="0"/>
@@ -1427,13 +1491,13 @@
                 <w:b/>
                 <w:bCs/>
               </w:rPr>
-              <w:t>NOMOR SERIAL</w:t>
-            </w:r>
-          </w:p>
-        </w:tc>
-        <w:tc>
-          <w:tcPr>
-            <w:tcW w:w="3226" w:type="dxa"/>
+              <w:t xml:space="preserve">SATUAN</w:t>
+            </w:r>
+          </w:p>
+        </w:tc>
+        <w:tc>
+          <w:tcPr>
+            <w:tcW w:w="1618" w:type="dxa"/>
             <w:tcBorders>
               <w:top w:val="single" w:color="000000" w:sz="4" w:space="0"/>
               <w:left w:val="single" w:color="000000" w:sz="4" w:space="0"/>
@@ -1459,18 +1523,13 @@
                 <w:b/>
                 <w:bCs/>
               </w:rPr>
-              <w:t>K E T E R A N G A N</w:t>
-            </w:r>
-          </w:p>
-        </w:tc>
-      </w:tr>
-      <w:tr>
-        <w:trPr>
-          <w:tblHeader/>
-        </w:trPr>
-        <w:tc>
-          <w:tcPr>
-            <w:tcW w:w="500" w:type="dxa"/>
+              <w:t xml:space="preserve">NOMOR SERIAL</w:t>
+            </w:r>
+          </w:p>
+        </w:tc>
+        <w:tc>
+          <w:tcPr>
+            <w:tcW w:w="2079" w:type="dxa"/>
             <w:tcBorders>
               <w:top w:val="single" w:color="000000" w:sz="4" w:space="0"/>
               <w:left w:val="single" w:color="000000" w:sz="4" w:space="0"/>
@@ -1484,16 +1543,38 @@
               <w:bottom w:w="60" w:type="dxa"/>
               <w:right w:w="80" w:type="dxa"/>
             </w:tcMar>
-          </w:tcPr>
-          <w:p>
-            <w:pPr>
-              <w:spacing w:line="276" w:lineRule="auto"/>
-            </w:pPr>
-          </w:p>
-        </w:tc>
-        <w:tc>
-          <w:tcPr>
-            <w:tcW w:w="950" w:type="dxa"/>
+            <w:vAlign w:val="center"/>
+          </w:tcPr>
+          <w:p>
+            <w:pPr>
+              <w:spacing w:line="276" w:lineRule="auto"/>
+              <w:jc w:val="center"/>
+            </w:pPr>
+            <w:r>
+              <w:rPr>
+                <w:b/>
+                <w:bCs/>
+              </w:rPr>
+              <w:t xml:space="preserve">K E T E R A N G A N</w:t>
+            </w:r>
+          </w:p>
+        </w:tc>
+      </w:tr>
+      <w:tr>
+        <w:tblPrEx>
+          <w:tblW w:w="10343" w:type="dxa"/>
+          <w:tblCellMar>
+            <w:left w:w="10" w:type="dxa"/>
+            <w:right w:w="10" w:type="dxa"/>
+          </w:tblCellMar>
+          <w:tblLook w:val="04A0"/>
+        </w:tblPrEx>
+        <w:trPr>
+          <w:tblHeader/>
+        </w:trPr>
+        <w:tc>
+          <w:tcPr>
+            <w:tcW w:w="516" w:type="dxa"/>
             <w:tcBorders>
               <w:top w:val="single" w:color="000000" w:sz="4" w:space="0"/>
               <w:left w:val="single" w:color="000000" w:sz="4" w:space="0"/>
@@ -1511,20 +1592,12 @@
           <w:p>
             <w:pPr>
               <w:spacing w:line="276" w:lineRule="auto"/>
-              <w:jc w:val="center"/>
-            </w:pPr>
-            <w:r>
-              <w:rPr>
-                <w:b/>
-                <w:bCs/>
-              </w:rPr>
-              <w:t>ANGKA</w:t>
-            </w:r>
-          </w:p>
-        </w:tc>
-        <w:tc>
-          <w:tcPr>
-            <w:tcW w:w="950" w:type="dxa"/>
+            </w:pPr>
+          </w:p>
+        </w:tc>
+        <w:tc>
+          <w:tcPr>
+            <w:tcW w:w="1984" w:type="dxa"/>
             <w:tcBorders>
               <w:top w:val="single" w:color="000000" w:sz="4" w:space="0"/>
               <w:left w:val="single" w:color="000000" w:sz="4" w:space="0"/>
@@ -1549,13 +1622,13 @@
                 <w:b/>
                 <w:bCs/>
               </w:rPr>
-              <w:t>HURUF</w:t>
-            </w:r>
-          </w:p>
-        </w:tc>
-        <w:tc>
-          <w:tcPr>
-            <w:tcW w:w="900" w:type="dxa"/>
+              <w:t xml:space="preserve">ANGKA</w:t>
+            </w:r>
+          </w:p>
+        </w:tc>
+        <w:tc>
+          <w:tcPr>
+            <w:tcW w:w="2173" w:type="dxa"/>
             <w:tcBorders>
               <w:top w:val="single" w:color="000000" w:sz="4" w:space="0"/>
               <w:left w:val="single" w:color="000000" w:sz="4" w:space="0"/>
@@ -1573,12 +1646,20 @@
           <w:p>
             <w:pPr>
               <w:spacing w:line="276" w:lineRule="auto"/>
-            </w:pPr>
-          </w:p>
-        </w:tc>
-        <w:tc>
-          <w:tcPr>
-            <w:tcW w:w="2500" w:type="dxa"/>
+              <w:jc w:val="center"/>
+            </w:pPr>
+            <w:r>
+              <w:rPr>
+                <w:b/>
+                <w:bCs/>
+              </w:rPr>
+              <w:t xml:space="preserve">HURUF</w:t>
+            </w:r>
+          </w:p>
+        </w:tc>
+        <w:tc>
+          <w:tcPr>
+            <w:tcW w:w="1973" w:type="dxa"/>
             <w:gridSpan w:val="2"/>
             <w:tcBorders>
               <w:top w:val="single" w:color="000000" w:sz="4" w:space="0"/>
@@ -1602,7 +1683,7 @@
         </w:tc>
         <w:tc>
           <w:tcPr>
-            <w:tcW w:w="3226" w:type="dxa"/>
+            <w:tcW w:w="1618" w:type="dxa"/>
             <w:tcBorders>
               <w:top w:val="single" w:color="000000" w:sz="4" w:space="0"/>
               <w:left w:val="single" w:color="000000" w:sz="4" w:space="0"/>
@@ -1623,37 +1704,42 @@
             </w:pPr>
           </w:p>
         </w:tc>
-      </w:tr>
-      <w:tr>
-        <w:tc>
-          <w:tcPr>
-            <w:tcW w:w="500" w:type="dxa"/>
+        <w:tc>
+          <w:tcPr>
+            <w:tcW w:w="2079" w:type="dxa"/>
             <w:tcBorders>
               <w:top w:val="single" w:color="000000" w:sz="4" w:space="0"/>
               <w:left w:val="single" w:color="000000" w:sz="4" w:space="0"/>
               <w:bottom w:val="single" w:color="000000" w:sz="4" w:space="0"/>
               <w:right w:val="single" w:color="000000" w:sz="4" w:space="0"/>
             </w:tcBorders>
-            <w:tcMar>
-              <w:top w:w="60" w:type="dxa"/>
-              <w:left w:w="80" w:type="dxa"/>
-              <w:bottom w:w="60" w:type="dxa"/>
-              <w:right w:w="80" w:type="dxa"/>
-            </w:tcMar>
-          </w:tcPr>
-          <w:p>
-            <w:pPr>
-              <w:spacing w:line="276" w:lineRule="auto"/>
-              <w:jc w:val="center"/>
-            </w:pPr>
-            <w:r>
-              <w:t>1</w:t>
-            </w:r>
-          </w:p>
-        </w:tc>
-        <w:tc>
-          <w:tcPr>
-            <w:tcW w:w="950" w:type="dxa"/>
+            <w:shd w:val="clear" w:color="auto" w:fill="FFFFFF" w:themeFill="background1"/>
+            <w:tcMar>
+              <w:top w:w="60" w:type="dxa"/>
+              <w:left w:w="80" w:type="dxa"/>
+              <w:bottom w:w="60" w:type="dxa"/>
+              <w:right w:w="80" w:type="dxa"/>
+            </w:tcMar>
+          </w:tcPr>
+          <w:p>
+            <w:pPr>
+              <w:spacing w:line="276" w:lineRule="auto"/>
+            </w:pPr>
+          </w:p>
+        </w:tc>
+      </w:tr>
+      <w:tr>
+        <w:tblPrEx>
+          <w:tblW w:w="10343" w:type="dxa"/>
+          <w:tblCellMar>
+            <w:left w:w="10" w:type="dxa"/>
+            <w:right w:w="10" w:type="dxa"/>
+          </w:tblCellMar>
+          <w:tblLook w:val="04A0"/>
+        </w:tblPrEx>
+        <w:tc>
+          <w:tcPr>
+            <w:tcW w:w="516" w:type="dxa"/>
             <w:tcBorders>
               <w:top w:val="single" w:color="000000" w:sz="4" w:space="0"/>
               <w:left w:val="single" w:color="000000" w:sz="4" w:space="0"/>
@@ -1673,13 +1759,13 @@
               <w:jc w:val="center"/>
             </w:pPr>
             <w:r>
-              <w:t>1</w:t>
-            </w:r>
-          </w:p>
-        </w:tc>
-        <w:tc>
-          <w:tcPr>
-            <w:tcW w:w="950" w:type="dxa"/>
+              <w:t xml:space="preserve">1</w:t>
+            </w:r>
+          </w:p>
+        </w:tc>
+        <w:tc>
+          <w:tcPr>
+            <w:tcW w:w="1984" w:type="dxa"/>
             <w:tcBorders>
               <w:top w:val="single" w:color="000000" w:sz="4" w:space="0"/>
               <w:left w:val="single" w:color="000000" w:sz="4" w:space="0"/>
@@ -1699,13 +1785,13 @@
               <w:jc w:val="center"/>
             </w:pPr>
             <w:r>
-              <w:t>Satu</w:t>
-            </w:r>
-          </w:p>
-        </w:tc>
-        <w:tc>
-          <w:tcPr>
-            <w:tcW w:w="900" w:type="dxa"/>
+              <w:t xml:space="preserve">1</w:t>
+            </w:r>
+          </w:p>
+        </w:tc>
+        <w:tc>
+          <w:tcPr>
+            <w:tcW w:w="2173" w:type="dxa"/>
             <w:tcBorders>
               <w:top w:val="single" w:color="000000" w:sz="4" w:space="0"/>
               <w:left w:val="single" w:color="000000" w:sz="4" w:space="0"/>
@@ -1725,13 +1811,13 @@
               <w:jc w:val="center"/>
             </w:pPr>
             <w:r>
-              <w:t>Pcs</w:t>
-            </w:r>
-          </w:p>
-        </w:tc>
-        <w:tc>
-          <w:tcPr>
-            <w:tcW w:w="2500" w:type="dxa"/>
+              <w:t xml:space="preserve">Satu</w:t>
+            </w:r>
+          </w:p>
+        </w:tc>
+        <w:tc>
+          <w:tcPr>
+            <w:tcW w:w="1973" w:type="dxa"/>
             <w:gridSpan w:val="2"/>
             <w:tcBorders>
               <w:top w:val="single" w:color="000000" w:sz="4" w:space="0"/>
@@ -1752,13 +1838,13 @@
               <w:jc w:val="center"/>
             </w:pPr>
             <w:r>
-              <w:t>-</w:t>
-            </w:r>
-          </w:p>
-        </w:tc>
-        <w:tc>
-          <w:tcPr>
-            <w:tcW w:w="3226" w:type="dxa"/>
+              <w:t xml:space="preserve">Pcs</w:t>
+            </w:r>
+          </w:p>
+        </w:tc>
+        <w:tc>
+          <w:tcPr>
+            <w:tcW w:w="1618" w:type="dxa"/>
             <w:tcBorders>
               <w:top w:val="single" w:color="000000" w:sz="4" w:space="0"/>
               <w:left w:val="single" w:color="000000" w:sz="4" w:space="0"/>
@@ -1775,17 +1861,16 @@
           <w:p>
             <w:pPr>
               <w:spacing w:line="276" w:lineRule="auto"/>
-            </w:pPr>
-            <w:r>
-              <w:t>Headset</w:t>
-            </w:r>
-          </w:p>
-        </w:tc>
-      </w:tr>
-      <w:tr>
-        <w:tc>
-          <w:tcPr>
-            <w:tcW w:w="500" w:type="dxa"/>
+              <w:jc w:val="center"/>
+            </w:pPr>
+            <w:r>
+              <w:t xml:space="preserve">234</w:t>
+            </w:r>
+          </w:p>
+        </w:tc>
+        <w:tc>
+          <w:tcPr>
+            <w:tcW w:w="2079" w:type="dxa"/>
             <w:tcBorders>
               <w:top w:val="single" w:color="000000" w:sz="4" w:space="0"/>
               <w:left w:val="single" w:color="000000" w:sz="4" w:space="0"/>
@@ -1803,11 +1888,24 @@
             <w:pPr>
               <w:spacing w:line="276" w:lineRule="auto"/>
             </w:pPr>
-          </w:p>
-        </w:tc>
-        <w:tc>
-          <w:tcPr>
-            <w:tcW w:w="950" w:type="dxa"/>
+            <w:r>
+              <w:t xml:space="preserve">Handphone werf</w:t>
+            </w:r>
+          </w:p>
+        </w:tc>
+      </w:tr>
+      <w:tr>
+        <w:tblPrEx>
+          <w:tblW w:w="10343" w:type="dxa"/>
+          <w:tblCellMar>
+            <w:left w:w="10" w:type="dxa"/>
+            <w:right w:w="10" w:type="dxa"/>
+          </w:tblCellMar>
+          <w:tblLook w:val="04A0"/>
+        </w:tblPrEx>
+        <w:tc>
+          <w:tcPr>
+            <w:tcW w:w="516" w:type="dxa"/>
             <w:tcBorders>
               <w:top w:val="single" w:color="000000" w:sz="4" w:space="0"/>
               <w:left w:val="single" w:color="000000" w:sz="4" w:space="0"/>
@@ -1829,7 +1927,7 @@
         </w:tc>
         <w:tc>
           <w:tcPr>
-            <w:tcW w:w="950" w:type="dxa"/>
+            <w:tcW w:w="1984" w:type="dxa"/>
             <w:tcBorders>
               <w:top w:val="single" w:color="000000" w:sz="4" w:space="0"/>
               <w:left w:val="single" w:color="000000" w:sz="4" w:space="0"/>
@@ -1851,7 +1949,7 @@
         </w:tc>
         <w:tc>
           <w:tcPr>
-            <w:tcW w:w="900" w:type="dxa"/>
+            <w:tcW w:w="2173" w:type="dxa"/>
             <w:tcBorders>
               <w:top w:val="single" w:color="000000" w:sz="4" w:space="0"/>
               <w:left w:val="single" w:color="000000" w:sz="4" w:space="0"/>
@@ -1873,7 +1971,7 @@
         </w:tc>
         <w:tc>
           <w:tcPr>
-            <w:tcW w:w="2500" w:type="dxa"/>
+            <w:tcW w:w="1973" w:type="dxa"/>
             <w:gridSpan w:val="2"/>
             <w:tcBorders>
               <w:top w:val="single" w:color="000000" w:sz="4" w:space="0"/>
@@ -1896,7 +1994,7 @@
         </w:tc>
         <w:tc>
           <w:tcPr>
-            <w:tcW w:w="3226" w:type="dxa"/>
+            <w:tcW w:w="1618" w:type="dxa"/>
             <w:tcBorders>
               <w:top w:val="single" w:color="000000" w:sz="4" w:space="0"/>
               <w:left w:val="single" w:color="000000" w:sz="4" w:space="0"/>
@@ -1916,17 +2014,47 @@
             </w:pPr>
           </w:p>
         </w:tc>
+        <w:tc>
+          <w:tcPr>
+            <w:tcW w:w="2079" w:type="dxa"/>
+            <w:tcBorders>
+              <w:top w:val="single" w:color="000000" w:sz="4" w:space="0"/>
+              <w:left w:val="single" w:color="000000" w:sz="4" w:space="0"/>
+              <w:bottom w:val="single" w:color="000000" w:sz="4" w:space="0"/>
+              <w:right w:val="single" w:color="000000" w:sz="4" w:space="0"/>
+            </w:tcBorders>
+            <w:tcMar>
+              <w:top w:w="60" w:type="dxa"/>
+              <w:left w:w="80" w:type="dxa"/>
+              <w:bottom w:w="60" w:type="dxa"/>
+              <w:right w:w="80" w:type="dxa"/>
+            </w:tcMar>
+          </w:tcPr>
+          <w:p>
+            <w:pPr>
+              <w:spacing w:line="276" w:lineRule="auto"/>
+            </w:pPr>
+          </w:p>
+        </w:tc>
       </w:tr>
       <w:tr>
-        <w:tc>
-          <w:tcPr>
-            <w:tcW w:w="5500" w:type="dxa"/>
-            <w:gridSpan w:val="5"/>
+        <w:tblPrEx>
+          <w:tblW w:w="10343" w:type="dxa"/>
+          <w:tblCellMar>
+            <w:left w:w="10" w:type="dxa"/>
+            <w:right w:w="10" w:type="dxa"/>
+          </w:tblCellMar>
+          <w:tblLook w:val="04A0"/>
+        </w:tblPrEx>
+        <w:tc>
+          <w:tcPr>
+            <w:tcW w:w="6374" w:type="dxa"/>
+            <w:gridSpan w:val="4"/>
             <w:tcBorders>
-              <w:top w:val="none" w:color="FFFFFF" w:sz="0" w:space="0"/>
+              <w:top w:val="nil"/>
               <w:left w:val="single" w:color="000000" w:sz="4" w:space="0"/>
               <w:bottom w:val="single" w:color="000000" w:sz="4" w:space="0"/>
-              <w:right w:val="none" w:color="FFFFFF" w:sz="0" w:space="0"/>
+              <w:right w:val="nil"/>
             </w:tcBorders>
             <w:tcMar>
               <w:top w:w="60" w:type="dxa"/>
@@ -1937,18 +2065,143 @@
           </w:tcPr>
           <w:p>
             <w:pPr>
-              <w:spacing w:line="276" w:lineRule="auto"/>
-            </w:pPr>
-            <w:proofErr w:type="spellStart"/>
-            <w:proofErr w:type="gramStart"/>
+              <w:tabs>
+                <w:tab w:val="right" w:pos="7995"/>
+              </w:tabs>
+              <w:spacing w:line="276" w:lineRule="auto"/>
+            </w:pPr>
             <w:r>
               <w:rPr>
                 <w:sz w:val="18"/>
                 <w:szCs w:val="18"/>
               </w:rPr>
-              <w:t>Catatan</w:t>
-            </w:r>
-            <w:proofErr w:type="spellEnd"/>
+              <w:t xml:space="preserve">Catatan</w:t>
+            </w:r>
+            <w:r>
+              <w:rPr>
+                <w:sz w:val="18"/>
+                <w:szCs w:val="18"/>
+              </w:rPr>
+              <w:t xml:space="preserve"> : </w:t>
+            </w:r>
+            <w:r>
+              <w:rPr>
+                <w:sz w:val="18"/>
+                <w:szCs w:val="18"/>
+              </w:rPr>
+              <w:t xml:space="preserve">Perangkat</w:t>
+            </w:r>
+            <w:r>
+              <w:rPr>
+                <w:sz w:val="18"/>
+                <w:szCs w:val="18"/>
+              </w:rPr>
+              <w:t xml:space="preserve"> IT </w:t>
+            </w:r>
+            <w:r>
+              <w:rPr>
+                <w:sz w:val="18"/>
+                <w:szCs w:val="18"/>
+              </w:rPr>
+              <w:t xml:space="preserve">ini</w:t>
+            </w:r>
+            <w:r>
+              <w:rPr>
+                <w:sz w:val="18"/>
+                <w:szCs w:val="18"/>
+              </w:rPr>
+              <w:t xml:space="preserve"> di </w:t>
+            </w:r>
+            <w:r>
+              <w:rPr>
+                <w:sz w:val="18"/>
+                <w:szCs w:val="18"/>
+              </w:rPr>
+              <w:t xml:space="preserve">pinjamkan</w:t>
+            </w:r>
+            <w:r>
+              <w:rPr>
+                <w:sz w:val="18"/>
+                <w:szCs w:val="18"/>
+              </w:rPr>
+              <w:t xml:space="preserve"> </w:t>
+            </w:r>
+            <w:r>
+              <w:rPr>
+                <w:sz w:val="18"/>
+                <w:szCs w:val="18"/>
+              </w:rPr>
+              <w:t xml:space="preserve">berdasarkan</w:t>
+            </w:r>
+          </w:p>
+          <w:p>
+            <w:pPr>
+              <w:tabs>
+                <w:tab w:val="right" w:pos="7995"/>
+              </w:tabs>
+              <w:spacing w:line="276" w:lineRule="auto"/>
+            </w:pPr>
+            <w:r>
+              <w:rPr>
+                <w:sz w:val="18"/>
+                <w:szCs w:val="18"/>
+              </w:rPr>
+              <w:t xml:space="preserve">Tiket</w:t>
+            </w:r>
+            <w:r>
+              <w:rPr>
+                <w:sz w:val="18"/>
+                <w:szCs w:val="18"/>
+              </w:rPr>
+              <w:t xml:space="preserve"> di My SSC No : WO00000DUMMY001</w:t>
+            </w:r>
+          </w:p>
+        </w:tc>
+        <w:tc>
+          <w:tcPr>
+            <w:tcW w:w="3969" w:type="dxa"/>
+            <w:gridSpan w:val="3"/>
+            <w:tcBorders>
+              <w:top w:val="nil"/>
+              <w:left w:val="nil"/>
+              <w:bottom w:val="single" w:color="000000" w:sz="4" w:space="0"/>
+              <w:right w:val="single" w:color="000000" w:sz="4" w:space="0"/>
+            </w:tcBorders>
+            <w:tcMar>
+              <w:top w:w="60" w:type="dxa"/>
+              <w:left w:w="80" w:type="dxa"/>
+              <w:bottom w:w="60" w:type="dxa"/>
+              <w:right w:w="80" w:type="dxa"/>
+            </w:tcMar>
+          </w:tcPr>
+          <w:p>
+            <w:pPr>
+              <w:tabs>
+                <w:tab w:val="right" w:pos="3603"/>
+              </w:tabs>
+              <w:spacing w:line="276" w:lineRule="auto"/>
+            </w:pPr>
+            <w:r>
+              <w:rPr>
+                <w:sz w:val="18"/>
+                <w:szCs w:val="18"/>
+              </w:rPr>
+              <w:t xml:space="preserve">Tanggal</w:t>
+            </w:r>
+            <w:r>
+              <w:rPr>
+                <w:sz w:val="18"/>
+                <w:szCs w:val="18"/>
+              </w:rPr>
+              <w:t xml:space="preserve"> </w:t>
+            </w:r>
+            <w:r>
+              <w:rPr>
+                <w:sz w:val="18"/>
+                <w:szCs w:val="18"/>
+              </w:rPr>
+              <w:t xml:space="preserve">Pengembalian</w:t>
+            </w:r>
             <w:r>
               <w:rPr>
                 <w:sz w:val="18"/>
@@ -1956,7 +2209,6 @@
               </w:rPr>
               <w:t xml:space="preserve"> :</w:t>
             </w:r>
-            <w:proofErr w:type="gramEnd"/>
             <w:r>
               <w:rPr>
                 <w:sz w:val="18"/>
@@ -1964,175 +2216,12 @@
               </w:rPr>
               <w:t xml:space="preserve"> </w:t>
             </w:r>
-            <w:proofErr w:type="spellStart"/>
             <w:r>
               <w:rPr>
                 <w:sz w:val="18"/>
                 <w:szCs w:val="18"/>
               </w:rPr>
-              <w:t>Perangkat</w:t>
-            </w:r>
-            <w:proofErr w:type="spellEnd"/>
-            <w:r>
-              <w:rPr>
-                <w:sz w:val="18"/>
-                <w:szCs w:val="18"/>
-              </w:rPr>
-              <w:t xml:space="preserve"> IT </w:t>
-            </w:r>
-            <w:proofErr w:type="spellStart"/>
-            <w:r>
-              <w:rPr>
-                <w:sz w:val="18"/>
-                <w:szCs w:val="18"/>
-              </w:rPr>
-              <w:t>ini</w:t>
-            </w:r>
-            <w:proofErr w:type="spellEnd"/>
-            <w:r>
-              <w:rPr>
-                <w:sz w:val="18"/>
-                <w:szCs w:val="18"/>
-              </w:rPr>
-              <w:t xml:space="preserve"> di </w:t>
-            </w:r>
-            <w:proofErr w:type="spellStart"/>
-            <w:r>
-              <w:rPr>
-                <w:sz w:val="18"/>
-                <w:szCs w:val="18"/>
-              </w:rPr>
-              <w:t>pinjamkan</w:t>
-            </w:r>
-            <w:proofErr w:type="spellEnd"/>
-            <w:r>
-              <w:rPr>
-                <w:sz w:val="18"/>
-                <w:szCs w:val="18"/>
-              </w:rPr>
-              <w:t xml:space="preserve"> </w:t>
-            </w:r>
-            <w:proofErr w:type="spellStart"/>
-            <w:r>
-              <w:rPr>
-                <w:sz w:val="18"/>
-                <w:szCs w:val="18"/>
-              </w:rPr>
-              <w:t>berdasarkan</w:t>
-            </w:r>
-            <w:proofErr w:type="spellEnd"/>
-          </w:p>
-          <w:p>
-            <w:pPr>
-              <w:spacing w:line="276" w:lineRule="auto"/>
-            </w:pPr>
-            <w:proofErr w:type="spellStart"/>
-            <w:r>
-              <w:rPr>
-                <w:sz w:val="18"/>
-                <w:szCs w:val="18"/>
-              </w:rPr>
-              <w:t>Tiket</w:t>
-            </w:r>
-            <w:proofErr w:type="spellEnd"/>
-            <w:r>
-              <w:rPr>
-                <w:sz w:val="18"/>
-                <w:szCs w:val="18"/>
-              </w:rPr>
-              <w:t xml:space="preserve"> di My SSC </w:t>
-            </w:r>
-            <w:proofErr w:type="gramStart"/>
-            <w:r>
-              <w:rPr>
-                <w:sz w:val="18"/>
-                <w:szCs w:val="18"/>
-              </w:rPr>
-              <w:t>No :</w:t>
-            </w:r>
-            <w:proofErr w:type="gramEnd"/>
-            <w:r>
-              <w:rPr>
-                <w:sz w:val="18"/>
-                <w:szCs w:val="18"/>
-              </w:rPr>
-              <w:t xml:space="preserve"> WO00000DUMMY001</w:t>
-            </w:r>
-          </w:p>
-        </w:tc>
-        <w:tc>
-          <w:tcPr>
-            <w:tcW w:w="3526" w:type="dxa"/>
-            <w:gridSpan w:val="2"/>
-            <w:tcBorders>
-              <w:top w:val="none" w:color="FFFFFF" w:sz="0" w:space="0"/>
-              <w:left w:val="none" w:color="FFFFFF" w:sz="0" w:space="0"/>
-              <w:bottom w:val="single" w:color="000000" w:sz="4" w:space="0"/>
-              <w:right w:val="single" w:color="000000" w:sz="4" w:space="0"/>
-            </w:tcBorders>
-            <w:tcMar>
-              <w:top w:w="60" w:type="dxa"/>
-              <w:left w:w="80" w:type="dxa"/>
-              <w:bottom w:w="60" w:type="dxa"/>
-              <w:right w:w="80" w:type="dxa"/>
-            </w:tcMar>
-          </w:tcPr>
-          <w:p>
-            <w:pPr>
-              <w:spacing w:line="276" w:lineRule="auto"/>
-            </w:pPr>
-            <w:r>
-              <w:rPr>
-                <w:sz w:val="18"/>
-                <w:szCs w:val="18"/>
-              </w:rPr>
-              <w:t xml:space="preserve">SN </w:t>
-            </w:r>
-            <w:proofErr w:type="gramStart"/>
-            <w:r>
-              <w:rPr>
-                <w:sz w:val="18"/>
-                <w:szCs w:val="18"/>
-              </w:rPr>
-              <w:t>lama :</w:t>
-            </w:r>
-            <w:proofErr w:type="gramEnd"/>
-            <w:r>
-              <w:rPr>
-                <w:sz w:val="18"/>
-                <w:szCs w:val="18"/>
-              </w:rPr>
-              <w:t xml:space="preserve"> -</w:t>
-            </w:r>
-          </w:p>
-          <w:p>
-            <w:pPr>
-              <w:spacing w:line="276" w:lineRule="auto"/>
-            </w:pPr>
-            <w:proofErr w:type="spellStart"/>
-            <w:proofErr w:type="gramStart"/>
-            <w:r>
-              <w:rPr>
-                <w:sz w:val="18"/>
-                <w:szCs w:val="18"/>
-              </w:rPr>
-              <w:t>Tanggal</w:t>
-            </w:r>
-            <w:proofErr w:type="spellEnd"/>
-            <w:r>
-              <w:rPr>
-                <w:sz w:val="18"/>
-                <w:szCs w:val="18"/>
-              </w:rPr>
-              <w:t xml:space="preserve">  :</w:t>
-            </w:r>
-            <w:proofErr w:type="gramEnd"/>
-            <w:r>
-              <w:rPr>
-                <w:sz w:val="18"/>
-                <w:szCs w:val="18"/>
-              </w:rPr>
-              <w:t xml:space="preserve"> 15 June 2026</w:t>
+              <w:t xml:space="preserve">26 Juni 2026</w:t>
             </w:r>
           </w:p>
         </w:tc>
@@ -2153,7 +2242,7 @@
           <w:b/>
           <w:bCs/>
         </w:rPr>
-        <w:t>II.</w:t>
+        <w:t xml:space="preserve">II.</w:t>
       </w:r>
       <w:r>
         <w:rPr>
@@ -2162,205 +2251,155 @@
         </w:rPr>
         <w:tab/>
       </w:r>
-      <w:proofErr w:type="spellStart"/>
-      <w:r>
-        <w:t>Pihak</w:t>
-      </w:r>
-      <w:proofErr w:type="spellEnd"/>
+      <w:r>
+        <w:t xml:space="preserve">Pihak</w:t>
+      </w:r>
       <w:r>
         <w:t xml:space="preserve"> </w:t>
       </w:r>
-      <w:proofErr w:type="spellStart"/>
-      <w:r>
-        <w:t>penerima</w:t>
-      </w:r>
-      <w:proofErr w:type="spellEnd"/>
+      <w:r>
+        <w:t xml:space="preserve">penerima</w:t>
+      </w:r>
       <w:r>
         <w:t xml:space="preserve"> </w:t>
       </w:r>
-      <w:proofErr w:type="spellStart"/>
-      <w:r>
-        <w:t>bertanggung</w:t>
-      </w:r>
-      <w:proofErr w:type="spellEnd"/>
+      <w:r>
+        <w:t xml:space="preserve">bertanggung</w:t>
+      </w:r>
       <w:r>
         <w:t xml:space="preserve"> </w:t>
       </w:r>
-      <w:proofErr w:type="spellStart"/>
-      <w:r>
-        <w:t>jawab</w:t>
-      </w:r>
-      <w:proofErr w:type="spellEnd"/>
+      <w:r>
+        <w:t xml:space="preserve">jawab</w:t>
+      </w:r>
       <w:r>
         <w:t xml:space="preserve"> </w:t>
       </w:r>
-      <w:proofErr w:type="spellStart"/>
-      <w:r>
-        <w:t>sepenuhnya</w:t>
-      </w:r>
-      <w:proofErr w:type="spellEnd"/>
+      <w:r>
+        <w:t xml:space="preserve">sepenuhnya</w:t>
+      </w:r>
       <w:r>
         <w:t xml:space="preserve"> </w:t>
       </w:r>
-      <w:proofErr w:type="spellStart"/>
-      <w:r>
-        <w:t>atas</w:t>
-      </w:r>
-      <w:proofErr w:type="spellEnd"/>
+      <w:r>
+        <w:t xml:space="preserve">atas</w:t>
+      </w:r>
       <w:r>
         <w:t xml:space="preserve"> </w:t>
       </w:r>
-      <w:proofErr w:type="spellStart"/>
-      <w:r>
-        <w:t>peralatan</w:t>
-      </w:r>
-      <w:proofErr w:type="spellEnd"/>
+      <w:r>
+        <w:t xml:space="preserve">peralatan</w:t>
+      </w:r>
       <w:r>
         <w:t xml:space="preserve"> yang </w:t>
       </w:r>
-      <w:proofErr w:type="spellStart"/>
-      <w:r>
-        <w:t>digunakannya</w:t>
-      </w:r>
-      <w:proofErr w:type="spellEnd"/>
+      <w:r>
+        <w:t xml:space="preserve">digunakannya</w:t>
+      </w:r>
       <w:r>
         <w:t xml:space="preserve"> dan </w:t>
       </w:r>
-      <w:proofErr w:type="spellStart"/>
-      <w:r>
-        <w:t>telah</w:t>
-      </w:r>
-      <w:proofErr w:type="spellEnd"/>
+      <w:r>
+        <w:t xml:space="preserve">telah</w:t>
+      </w:r>
       <w:r>
         <w:t xml:space="preserve"> </w:t>
       </w:r>
-      <w:proofErr w:type="spellStart"/>
-      <w:r>
-        <w:t>membaca</w:t>
-      </w:r>
-      <w:proofErr w:type="spellEnd"/>
+      <w:r>
+        <w:t xml:space="preserve">membaca</w:t>
+      </w:r>
       <w:r>
         <w:t xml:space="preserve"> dan </w:t>
       </w:r>
-      <w:proofErr w:type="spellStart"/>
-      <w:r>
-        <w:t>setuju</w:t>
-      </w:r>
-      <w:proofErr w:type="spellEnd"/>
+      <w:r>
+        <w:t xml:space="preserve">setuju</w:t>
+      </w:r>
       <w:r>
         <w:t xml:space="preserve"> </w:t>
       </w:r>
-      <w:proofErr w:type="spellStart"/>
-      <w:r>
-        <w:t>dengan</w:t>
-      </w:r>
-      <w:proofErr w:type="spellEnd"/>
+      <w:r>
+        <w:t xml:space="preserve">dengan</w:t>
+      </w:r>
       <w:r>
         <w:t xml:space="preserve"> </w:t>
       </w:r>
-      <w:proofErr w:type="spellStart"/>
-      <w:r>
-        <w:t>ketentuan</w:t>
-      </w:r>
-      <w:proofErr w:type="spellEnd"/>
+      <w:r>
+        <w:t xml:space="preserve">ketentuan</w:t>
+      </w:r>
       <w:r>
         <w:t xml:space="preserve"> </w:t>
       </w:r>
-      <w:proofErr w:type="spellStart"/>
-      <w:r>
-        <w:t>tambahan</w:t>
-      </w:r>
-      <w:proofErr w:type="spellEnd"/>
+      <w:r>
+        <w:t xml:space="preserve">tambahan</w:t>
+      </w:r>
       <w:r>
         <w:t xml:space="preserve"> yang </w:t>
       </w:r>
-      <w:proofErr w:type="spellStart"/>
-      <w:r>
-        <w:t>tercantum</w:t>
-      </w:r>
-      <w:proofErr w:type="spellEnd"/>
+      <w:r>
+        <w:t xml:space="preserve">tercantum</w:t>
+      </w:r>
       <w:r>
         <w:t xml:space="preserve"> pada </w:t>
       </w:r>
-      <w:proofErr w:type="spellStart"/>
-      <w:r>
-        <w:t>halaman</w:t>
-      </w:r>
-      <w:proofErr w:type="spellEnd"/>
+      <w:r>
+        <w:t xml:space="preserve">halaman</w:t>
+      </w:r>
       <w:r>
         <w:t xml:space="preserve"> </w:t>
       </w:r>
-      <w:proofErr w:type="spellStart"/>
-      <w:r>
-        <w:t>belakang</w:t>
-      </w:r>
-      <w:proofErr w:type="spellEnd"/>
+      <w:r>
+        <w:t xml:space="preserve">belakang</w:t>
+      </w:r>
       <w:r>
         <w:t xml:space="preserve"> </w:t>
       </w:r>
-      <w:proofErr w:type="spellStart"/>
-      <w:r>
-        <w:t>dari</w:t>
-      </w:r>
-      <w:proofErr w:type="spellEnd"/>
+      <w:r>
+        <w:t xml:space="preserve">dari</w:t>
+      </w:r>
       <w:r>
         <w:t xml:space="preserve"> </w:t>
       </w:r>
-      <w:proofErr w:type="spellStart"/>
-      <w:r>
-        <w:t>lembar</w:t>
-      </w:r>
-      <w:proofErr w:type="spellEnd"/>
+      <w:r>
+        <w:t xml:space="preserve">lembar</w:t>
+      </w:r>
       <w:r>
         <w:t xml:space="preserve"> </w:t>
       </w:r>
-      <w:proofErr w:type="spellStart"/>
-      <w:r>
-        <w:t>bukti</w:t>
-      </w:r>
-      <w:proofErr w:type="spellEnd"/>
+      <w:r>
+        <w:t xml:space="preserve">bukti</w:t>
+      </w:r>
       <w:r>
         <w:t xml:space="preserve"> </w:t>
       </w:r>
-      <w:proofErr w:type="spellStart"/>
-      <w:r>
-        <w:t>penerimaan</w:t>
-      </w:r>
-      <w:proofErr w:type="spellEnd"/>
+      <w:r>
+        <w:t xml:space="preserve">penerimaan</w:t>
+      </w:r>
       <w:r>
         <w:t xml:space="preserve"> </w:t>
       </w:r>
-      <w:proofErr w:type="spellStart"/>
-      <w:r>
-        <w:t>barang</w:t>
-      </w:r>
-      <w:proofErr w:type="spellEnd"/>
+      <w:r>
+        <w:t xml:space="preserve">barang</w:t>
+      </w:r>
       <w:r>
         <w:t xml:space="preserve"> </w:t>
       </w:r>
-      <w:proofErr w:type="spellStart"/>
-      <w:r>
-        <w:t>ini</w:t>
-      </w:r>
-      <w:proofErr w:type="spellEnd"/>
+      <w:r>
+        <w:t xml:space="preserve">ini</w:t>
+      </w:r>
       <w:r>
         <w:t xml:space="preserve"> (</w:t>
       </w:r>
-      <w:proofErr w:type="spellStart"/>
-      <w:r>
-        <w:t>wajib</w:t>
-      </w:r>
-      <w:proofErr w:type="spellEnd"/>
+      <w:r>
+        <w:t xml:space="preserve">wajib</w:t>
+      </w:r>
       <w:r>
         <w:t xml:space="preserve"> </w:t>
       </w:r>
-      <w:proofErr w:type="spellStart"/>
-      <w:r>
-        <w:t>dibaca</w:t>
-      </w:r>
-      <w:proofErr w:type="spellEnd"/>
-      <w:r>
-        <w:t>).</w:t>
+      <w:r>
+        <w:t xml:space="preserve">dibaca</w:t>
+      </w:r>
+      <w:r>
+        <w:t xml:space="preserve">).</w:t>
       </w:r>
     </w:p>
     <w:p>
@@ -2376,7 +2415,7 @@
           <w:b/>
           <w:bCs/>
         </w:rPr>
-        <w:t>III.</w:t>
+        <w:t xml:space="preserve">III.</w:t>
       </w:r>
       <w:r>
         <w:rPr>
@@ -2385,203 +2424,153 @@
         </w:rPr>
         <w:tab/>
       </w:r>
-      <w:proofErr w:type="spellStart"/>
-      <w:r>
-        <w:t>Apabila</w:t>
-      </w:r>
-      <w:proofErr w:type="spellEnd"/>
+      <w:r>
+        <w:t xml:space="preserve">Apabila</w:t>
+      </w:r>
       <w:r>
         <w:t xml:space="preserve"> </w:t>
       </w:r>
-      <w:proofErr w:type="spellStart"/>
-      <w:r>
-        <w:t>terjadi</w:t>
-      </w:r>
-      <w:proofErr w:type="spellEnd"/>
+      <w:r>
+        <w:t xml:space="preserve">terjadi</w:t>
+      </w:r>
       <w:r>
         <w:t xml:space="preserve"> </w:t>
       </w:r>
-      <w:proofErr w:type="spellStart"/>
-      <w:r>
-        <w:t>pencurian</w:t>
-      </w:r>
-      <w:proofErr w:type="spellEnd"/>
-      <w:r>
-        <w:t>/</w:t>
-      </w:r>
-      <w:proofErr w:type="spellStart"/>
-      <w:r>
-        <w:t>kehilangan</w:t>
-      </w:r>
-      <w:proofErr w:type="spellEnd"/>
+      <w:r>
+        <w:t xml:space="preserve">pencurian</w:t>
+      </w:r>
+      <w:r>
+        <w:t xml:space="preserve">/</w:t>
+      </w:r>
+      <w:r>
+        <w:t xml:space="preserve">kehilangan</w:t>
+      </w:r>
       <w:r>
         <w:t xml:space="preserve"> </w:t>
       </w:r>
-      <w:proofErr w:type="spellStart"/>
-      <w:r>
-        <w:t>perangkat</w:t>
-      </w:r>
-      <w:proofErr w:type="spellEnd"/>
+      <w:r>
+        <w:t xml:space="preserve">perangkat</w:t>
+      </w:r>
       <w:r>
         <w:t xml:space="preserve"> yang </w:t>
       </w:r>
-      <w:proofErr w:type="spellStart"/>
-      <w:r>
-        <w:t>diserahkan</w:t>
-      </w:r>
-      <w:proofErr w:type="spellEnd"/>
+      <w:r>
+        <w:t xml:space="preserve">diserahkan</w:t>
+      </w:r>
       <w:r>
         <w:t xml:space="preserve"> </w:t>
       </w:r>
-      <w:proofErr w:type="spellStart"/>
-      <w:r>
-        <w:t>kepada</w:t>
-      </w:r>
-      <w:proofErr w:type="spellEnd"/>
+      <w:r>
+        <w:t xml:space="preserve">kepada</w:t>
+      </w:r>
       <w:r>
         <w:t xml:space="preserve"> </w:t>
       </w:r>
-      <w:proofErr w:type="spellStart"/>
-      <w:r>
-        <w:t>pemakai</w:t>
-      </w:r>
-      <w:proofErr w:type="spellEnd"/>
-      <w:r>
-        <w:t>/</w:t>
-      </w:r>
-      <w:proofErr w:type="spellStart"/>
-      <w:r>
-        <w:t>penanggung</w:t>
-      </w:r>
-      <w:proofErr w:type="spellEnd"/>
+      <w:r>
+        <w:t xml:space="preserve">pemakai</w:t>
+      </w:r>
+      <w:r>
+        <w:t xml:space="preserve">/</w:t>
+      </w:r>
+      <w:r>
+        <w:t xml:space="preserve">penanggung</w:t>
+      </w:r>
       <w:r>
         <w:t xml:space="preserve"> </w:t>
       </w:r>
-      <w:proofErr w:type="spellStart"/>
-      <w:r>
-        <w:t>jawab</w:t>
-      </w:r>
-      <w:proofErr w:type="spellEnd"/>
+      <w:r>
+        <w:t xml:space="preserve">jawab</w:t>
+      </w:r>
       <w:r>
         <w:t xml:space="preserve">, </w:t>
       </w:r>
-      <w:proofErr w:type="spellStart"/>
-      <w:r>
-        <w:t>maka</w:t>
-      </w:r>
-      <w:proofErr w:type="spellEnd"/>
+      <w:r>
+        <w:t xml:space="preserve">maka</w:t>
+      </w:r>
       <w:r>
         <w:t xml:space="preserve"> </w:t>
       </w:r>
-      <w:proofErr w:type="spellStart"/>
-      <w:r>
-        <w:t>pemakai</w:t>
-      </w:r>
-      <w:proofErr w:type="spellEnd"/>
-      <w:r>
-        <w:t>/</w:t>
-      </w:r>
-      <w:proofErr w:type="spellStart"/>
-      <w:r>
-        <w:t>penanggung</w:t>
-      </w:r>
-      <w:proofErr w:type="spellEnd"/>
+      <w:r>
+        <w:t xml:space="preserve">pemakai</w:t>
+      </w:r>
+      <w:r>
+        <w:t xml:space="preserve">/</w:t>
+      </w:r>
+      <w:r>
+        <w:t xml:space="preserve">penanggung</w:t>
+      </w:r>
       <w:r>
         <w:t xml:space="preserve"> </w:t>
       </w:r>
-      <w:proofErr w:type="spellStart"/>
-      <w:r>
-        <w:t>jawab</w:t>
-      </w:r>
-      <w:proofErr w:type="spellEnd"/>
+      <w:r>
+        <w:t xml:space="preserve">jawab</w:t>
+      </w:r>
       <w:r>
         <w:t xml:space="preserve"> </w:t>
       </w:r>
-      <w:proofErr w:type="spellStart"/>
-      <w:r>
-        <w:t>harus</w:t>
-      </w:r>
-      <w:proofErr w:type="spellEnd"/>
+      <w:r>
+        <w:t xml:space="preserve">harus</w:t>
+      </w:r>
       <w:r>
         <w:t xml:space="preserve"> </w:t>
       </w:r>
-      <w:proofErr w:type="spellStart"/>
-      <w:r>
-        <w:t>melaporkan</w:t>
-      </w:r>
-      <w:proofErr w:type="spellEnd"/>
+      <w:r>
+        <w:t xml:space="preserve">melaporkan</w:t>
+      </w:r>
       <w:r>
         <w:t xml:space="preserve">     </w:t>
       </w:r>
-      <w:proofErr w:type="spellStart"/>
-      <w:r>
-        <w:t>kepada</w:t>
-      </w:r>
-      <w:proofErr w:type="spellEnd"/>
+      <w:r>
+        <w:t xml:space="preserve">kepada</w:t>
+      </w:r>
       <w:r>
         <w:t xml:space="preserve"> </w:t>
       </w:r>
-      <w:proofErr w:type="spellStart"/>
-      <w:r>
-        <w:t>Kepolisian</w:t>
-      </w:r>
-      <w:proofErr w:type="spellEnd"/>
+      <w:r>
+        <w:t xml:space="preserve">Kepolisian</w:t>
+      </w:r>
       <w:r>
         <w:t xml:space="preserve"> dan </w:t>
       </w:r>
-      <w:proofErr w:type="spellStart"/>
-      <w:r>
-        <w:t>Sekuriti</w:t>
-      </w:r>
-      <w:proofErr w:type="spellEnd"/>
+      <w:r>
+        <w:t xml:space="preserve">Sekuriti</w:t>
+      </w:r>
       <w:r>
         <w:t xml:space="preserve"> PERTAMINA </w:t>
       </w:r>
-      <w:proofErr w:type="spellStart"/>
-      <w:r>
-        <w:t>dimana</w:t>
-      </w:r>
-      <w:proofErr w:type="spellEnd"/>
+      <w:r>
+        <w:t xml:space="preserve">dimana</w:t>
+      </w:r>
       <w:r>
         <w:t xml:space="preserve"> </w:t>
       </w:r>
-      <w:proofErr w:type="spellStart"/>
-      <w:r>
-        <w:t>terjadi</w:t>
-      </w:r>
-      <w:proofErr w:type="spellEnd"/>
+      <w:r>
+        <w:t xml:space="preserve">terjadi</w:t>
+      </w:r>
       <w:r>
         <w:t xml:space="preserve"> </w:t>
       </w:r>
-      <w:proofErr w:type="spellStart"/>
-      <w:r>
-        <w:t>pencurian</w:t>
-      </w:r>
-      <w:proofErr w:type="spellEnd"/>
+      <w:r>
+        <w:t xml:space="preserve">pencurian</w:t>
+      </w:r>
       <w:r>
         <w:t xml:space="preserve"> / </w:t>
       </w:r>
-      <w:proofErr w:type="spellStart"/>
-      <w:r>
-        <w:t>kehilangan</w:t>
-      </w:r>
-      <w:proofErr w:type="spellEnd"/>
+      <w:r>
+        <w:t xml:space="preserve">kehilangan</w:t>
+      </w:r>
       <w:r>
         <w:t xml:space="preserve"> </w:t>
       </w:r>
-      <w:proofErr w:type="spellStart"/>
-      <w:r>
-        <w:t>barang</w:t>
-      </w:r>
-      <w:proofErr w:type="spellEnd"/>
+      <w:r>
+        <w:t xml:space="preserve">barang</w:t>
+      </w:r>
       <w:r>
         <w:t xml:space="preserve"> </w:t>
       </w:r>
-      <w:proofErr w:type="spellStart"/>
-      <w:r>
-        <w:t>tersebut</w:t>
-      </w:r>
-      <w:proofErr w:type="spellEnd"/>
+      <w:r>
+        <w:t xml:space="preserve">tersebut</w:t>
+      </w:r>
       <w:r>
         <w:t xml:space="preserve">. </w:t>
       </w:r>
@@ -2589,7 +2578,7 @@
         <w:rPr>
           <w:lang w:val="nb-NO"/>
         </w:rPr>
-        <w:t>Laporan tsb akan diproses oleh pihak berwenang sesuai dengan peraturan yang berlaku.</w:t>
+        <w:t xml:space="preserve">Laporan tsb akan diproses oleh pihak berwenang sesuai dengan peraturan yang berlaku.</w:t>
       </w:r>
     </w:p>
     <w:p>
@@ -2606,7 +2595,7 @@
           <w:bCs/>
           <w:lang w:val="nb-NO"/>
         </w:rPr>
-        <w:t>IV.</w:t>
+        <w:t xml:space="preserve">IV.</w:t>
       </w:r>
       <w:r>
         <w:rPr>
@@ -2620,7 +2609,7 @@
         <w:rPr>
           <w:lang w:val="nb-NO"/>
         </w:rPr>
-        <w:t>Perangkat Notebook yang dipinjamkan adalah milik PT Pertamina Patra Niaga Regional Sumbagsel. Jika terjadi pencurian/kehilangan selama masa peminjaman maka Perusahaan tidak wajib memberikan pengganti notebook dan pekerja wajib menyediakan notebook pengganti sesuai spesifikasi hardware, software, OS yang ditentukan Perusahaan. Perangkat pengganti tetap akan dikelola oleh Perusahaan.</w:t>
+        <w:t xml:space="preserve">Perangkat Notebook yang dipinjamkan adalah milik PT Pertamina Patra Niaga Regional Sumbagsel. Jika terjadi pencurian/kehilangan selama masa peminjaman maka Perusahaan tidak wajib memberikan pengganti notebook dan pekerja wajib menyediakan notebook pengganti sesuai spesifikasi hardware, software, OS yang ditentukan Perusahaan. Perangkat pengganti tetap akan dikelola oleh Perusahaan.</w:t>
       </w:r>
     </w:p>
     <w:p>
@@ -2643,7 +2632,7 @@
         <w:rPr>
           <w:lang w:val="nb-NO"/>
         </w:rPr>
-        <w:t>Notebook peminjaman akan ditarik oleh Perusahaan apabila Pekerja yang bersangkutan berstatus Pemutusan Hubungan Kerja/Resign/Pensiun Dini atau akan menjalani MPPK dalam jangka waktu kurang dari 3 bulan atau 9 bulan sebelum Pensiun dengan Perusahaan selama masa peminjaman.</w:t>
+        <w:t xml:space="preserve">Notebook peminjaman akan ditarik oleh Perusahaan apabila Pekerja yang bersangkutan berstatus Pemutusan Hubungan Kerja/Resign/Pensiun Dini atau akan menjalani MPPK dalam jangka waktu kurang dari 3 bulan atau 9 bulan sebelum Pensiun dengan Perusahaan selama masa peminjaman.</w:t>
       </w:r>
     </w:p>
     <w:p>
@@ -2660,7 +2649,7 @@
           <w:bCs/>
           <w:lang w:val="nb-NO"/>
         </w:rPr>
-        <w:t>V.</w:t>
+        <w:t xml:space="preserve">V.</w:t>
       </w:r>
       <w:r>
         <w:rPr>
@@ -2674,7 +2663,7 @@
         <w:rPr>
           <w:lang w:val="nb-NO"/>
         </w:rPr>
-        <w:t>Telah dilakukan uji-coba terhadap perangkat-keras dan perangkat-lunak yang terpasang tersebut di atas yang dilaksanakan oleh petugas dari IT Sumbagsel dan pihak penerima sebagai pemakai/penanggung jawab, semua sepakat bahwa semua peralatan tersebut telah sesuai seperti tercantum di atas dan bekerja dengan baik serta laik pakai, sebagai berikut :</w:t>
+        <w:t xml:space="preserve">Telah dilakukan uji-coba terhadap perangkat-keras dan perangkat-lunak yang terpasang tersebut di atas yang dilaksanakan oleh petugas dari IT Sumbagsel dan pihak penerima sebagai pemakai/penanggung jawab, semua sepakat bahwa semua peralatan tersebut telah sesuai seperti tercantum di atas dan bekerja dengan baik serta laik pakai, sebagai berikut :</w:t>
       </w:r>
     </w:p>
     <w:p>
@@ -2691,8 +2680,7 @@
           <w:bCs/>
           <w:lang w:val="nb-NO"/>
         </w:rPr>
-        <w:lastRenderedPageBreak/>
-        <w:t>VI.</w:t>
+        <w:t xml:space="preserve">VI.</w:t>
       </w:r>
       <w:r>
         <w:rPr>
@@ -2706,7 +2694,7 @@
         <w:rPr>
           <w:lang w:val="nb-NO"/>
         </w:rPr>
-        <w:t>Kami sebagai Penerima/Penanggung Jawab telah membaca, memahami, dan menerima semua ketentuan Perusahaan tersebut.</w:t>
+        <w:t xml:space="preserve">Kami sebagai Penerima/Penanggung Jawab telah membaca, memahami, dan menerima semua ketentuan Perusahaan tersebut.</w:t>
       </w:r>
     </w:p>
     <w:p>
@@ -2719,145 +2707,163 @@
     </w:p>
     <w:tbl>
       <w:tblPr>
-        <w:tblW w:w="9026" w:type="dxa"/>
+        <w:tblStyle w:val="NormalTable"/>
+        <w:tblW w:w="10490" w:type="dxa"/>
         <w:tblCellMar>
           <w:left w:w="10" w:type="dxa"/>
           <w:right w:w="10" w:type="dxa"/>
         </w:tblCellMar>
-        <w:tblLook w:val="04A0" w:firstRow="1" w:lastRow="0" w:firstColumn="1" w:lastColumn="0" w:noHBand="0" w:noVBand="1"/>
+        <w:tblLook w:val="04A0"/>
       </w:tblPr>
       <w:tblGrid>
-        <w:gridCol w:w="3008"/>
-        <w:gridCol w:w="3010"/>
-        <w:gridCol w:w="3008"/>
+        <w:gridCol w:w="4111"/>
+        <w:gridCol w:w="4111"/>
+        <w:gridCol w:w="2268"/>
       </w:tblGrid>
       <w:tr>
-        <w:tc>
-          <w:tcPr>
-            <w:tcW w:w="3008" w:type="dxa"/>
-            <w:tcMar>
-              <w:top w:w="60" w:type="dxa"/>
-              <w:left w:w="80" w:type="dxa"/>
-              <w:bottom w:w="60" w:type="dxa"/>
-              <w:right w:w="80" w:type="dxa"/>
-            </w:tcMar>
-          </w:tcPr>
-          <w:p>
-            <w:pPr>
-              <w:spacing w:line="276" w:lineRule="auto"/>
+        <w:tblPrEx>
+          <w:tblW w:w="10490" w:type="dxa"/>
+          <w:tblCellMar>
+            <w:left w:w="10" w:type="dxa"/>
+            <w:right w:w="10" w:type="dxa"/>
+          </w:tblCellMar>
+          <w:tblLook w:val="04A0"/>
+        </w:tblPrEx>
+        <w:tc>
+          <w:tcPr>
+            <w:tcW w:w="4111" w:type="dxa"/>
+            <w:tcMar>
+              <w:top w:w="60" w:type="dxa"/>
+              <w:left w:w="80" w:type="dxa"/>
+              <w:bottom w:w="60" w:type="dxa"/>
+              <w:right w:w="80" w:type="dxa"/>
+            </w:tcMar>
+          </w:tcPr>
+          <w:p>
+            <w:pPr>
+              <w:spacing w:line="276" w:lineRule="auto"/>
+              <w:jc w:val="both"/>
             </w:pPr>
             <w:r>
               <w:t xml:space="preserve">Yang </w:t>
             </w:r>
-            <w:proofErr w:type="spellStart"/>
-            <w:r>
-              <w:t>menyerahkan</w:t>
-            </w:r>
-            <w:proofErr w:type="spellEnd"/>
-            <w:r>
-              <w:t>,</w:t>
-            </w:r>
-          </w:p>
-        </w:tc>
-        <w:tc>
-          <w:tcPr>
-            <w:tcW w:w="3010" w:type="dxa"/>
-            <w:tcMar>
-              <w:top w:w="60" w:type="dxa"/>
-              <w:left w:w="80" w:type="dxa"/>
-              <w:bottom w:w="60" w:type="dxa"/>
-              <w:right w:w="80" w:type="dxa"/>
-            </w:tcMar>
-          </w:tcPr>
-          <w:p>
-            <w:pPr>
-              <w:spacing w:line="276" w:lineRule="auto"/>
-            </w:pPr>
-            <w:proofErr w:type="spellStart"/>
-            <w:r>
-              <w:t>Mengetahui</w:t>
-            </w:r>
-            <w:proofErr w:type="spellEnd"/>
-            <w:r>
-              <w:t>,</w:t>
-            </w:r>
-          </w:p>
-          <w:p>
-            <w:pPr>
-              <w:spacing w:line="276" w:lineRule="auto"/>
-            </w:pPr>
-            <w:r>
-              <w:t>Officer I System Operation</w:t>
-            </w:r>
-          </w:p>
-        </w:tc>
-        <w:tc>
-          <w:tcPr>
-            <w:tcW w:w="3008" w:type="dxa"/>
-            <w:tcMar>
-              <w:top w:w="60" w:type="dxa"/>
-              <w:left w:w="80" w:type="dxa"/>
-              <w:bottom w:w="60" w:type="dxa"/>
-              <w:right w:w="80" w:type="dxa"/>
-            </w:tcMar>
-          </w:tcPr>
-          <w:p>
-            <w:pPr>
-              <w:spacing w:line="276" w:lineRule="auto"/>
-            </w:pPr>
-            <w:r>
-              <w:t>Palembang, 15 June 2026</w:t>
-            </w:r>
-          </w:p>
-          <w:p>
-            <w:pPr>
-              <w:spacing w:line="276" w:lineRule="auto"/>
-            </w:pPr>
-            <w:r>
-              <w:t>Yang Menerima,</w:t>
+            <w:r>
+              <w:t xml:space="preserve">menyerahkan</w:t>
+            </w:r>
+            <w:r>
+              <w:t xml:space="preserve">,</w:t>
+            </w:r>
+          </w:p>
+        </w:tc>
+        <w:tc>
+          <w:tcPr>
+            <w:tcW w:w="4111" w:type="dxa"/>
+            <w:tcMar>
+              <w:top w:w="60" w:type="dxa"/>
+              <w:left w:w="80" w:type="dxa"/>
+              <w:bottom w:w="60" w:type="dxa"/>
+              <w:right w:w="80" w:type="dxa"/>
+            </w:tcMar>
+          </w:tcPr>
+          <w:p>
+            <w:pPr>
+              <w:spacing w:line="276" w:lineRule="auto"/>
+              <w:jc w:val="both"/>
+            </w:pPr>
+            <w:r>
+              <w:t xml:space="preserve">Mengetahui</w:t>
+            </w:r>
+            <w:r>
+              <w:t xml:space="preserve">,</w:t>
+            </w:r>
+          </w:p>
+          <w:p>
+            <w:pPr>
+              <w:spacing w:line="276" w:lineRule="auto"/>
+              <w:jc w:val="both"/>
+            </w:pPr>
+            <w:r>
+              <w:t xml:space="preserve">Officer I System Operation</w:t>
+            </w:r>
+          </w:p>
+        </w:tc>
+        <w:tc>
+          <w:tcPr>
+            <w:tcW w:w="2268" w:type="dxa"/>
+            <w:tcMar>
+              <w:top w:w="60" w:type="dxa"/>
+              <w:left w:w="80" w:type="dxa"/>
+              <w:bottom w:w="60" w:type="dxa"/>
+              <w:right w:w="80" w:type="dxa"/>
+            </w:tcMar>
+          </w:tcPr>
+          <w:p>
+            <w:pPr>
+              <w:spacing w:line="276" w:lineRule="auto"/>
+              <w:jc w:val="both"/>
+            </w:pPr>
+            <w:r>
+              <w:t xml:space="preserve">Palembang, 15 Juni 2026</w:t>
+            </w:r>
+          </w:p>
+          <w:p>
+            <w:pPr>
+              <w:spacing w:line="276" w:lineRule="auto"/>
+              <w:jc w:val="both"/>
+            </w:pPr>
+            <w:r>
+              <w:t xml:space="preserve">Yang Menerima,</w:t>
             </w:r>
           </w:p>
         </w:tc>
       </w:tr>
       <w:tr>
+        <w:tblPrEx>
+          <w:tblW w:w="10490" w:type="dxa"/>
+          <w:tblCellMar>
+            <w:left w:w="10" w:type="dxa"/>
+            <w:right w:w="10" w:type="dxa"/>
+          </w:tblCellMar>
+          <w:tblLook w:val="04A0"/>
+        </w:tblPrEx>
         <w:trPr>
           <w:trHeight w:val="1800" w:hRule="exact"/>
         </w:trPr>
         <w:tc>
           <w:tcPr>
-            <w:tcW w:w="3008" w:type="dxa"/>
-            <w:tcMar>
-              <w:top w:w="60" w:type="dxa"/>
-              <w:left w:w="80" w:type="dxa"/>
-              <w:bottom w:w="60" w:type="dxa"/>
-              <w:right w:w="80" w:type="dxa"/>
-            </w:tcMar>
-          </w:tcPr>
-          <w:p>
-            <w:pPr>
-              <w:spacing w:line="276" w:lineRule="auto"/>
-            </w:pPr>
-          </w:p>
-        </w:tc>
-        <w:tc>
-          <w:tcPr>
-            <w:tcW w:w="3010" w:type="dxa"/>
-            <w:tcMar>
-              <w:top w:w="60" w:type="dxa"/>
-              <w:left w:w="80" w:type="dxa"/>
-              <w:bottom w:w="60" w:type="dxa"/>
-              <w:right w:w="80" w:type="dxa"/>
-            </w:tcMar>
-          </w:tcPr>
-          <w:p>
-            <w:pPr>
-              <w:spacing w:line="276" w:lineRule="auto"/>
-            </w:pPr>
-          </w:p>
-        </w:tc>
-        <w:tc>
-          <w:tcPr>
-            <w:tcW w:w="3008" w:type="dxa"/>
+            <w:tcW w:w="4111" w:type="dxa"/>
+            <w:tcMar>
+              <w:top w:w="60" w:type="dxa"/>
+              <w:left w:w="80" w:type="dxa"/>
+              <w:bottom w:w="60" w:type="dxa"/>
+              <w:right w:w="80" w:type="dxa"/>
+            </w:tcMar>
+          </w:tcPr>
+          <w:p>
+            <w:pPr>
+              <w:spacing w:line="276" w:lineRule="auto"/>
+            </w:pPr>
+          </w:p>
+        </w:tc>
+        <w:tc>
+          <w:tcPr>
+            <w:tcW w:w="4111" w:type="dxa"/>
+            <w:tcMar>
+              <w:top w:w="60" w:type="dxa"/>
+              <w:left w:w="80" w:type="dxa"/>
+              <w:bottom w:w="60" w:type="dxa"/>
+              <w:right w:w="80" w:type="dxa"/>
+            </w:tcMar>
+          </w:tcPr>
+          <w:p>
+            <w:pPr>
+              <w:spacing w:line="276" w:lineRule="auto"/>
+            </w:pPr>
+          </w:p>
+        </w:tc>
+        <w:tc>
+          <w:tcPr>
+            <w:tcW w:w="2268" w:type="dxa"/>
             <w:tcMar>
               <w:top w:w="60" w:type="dxa"/>
               <w:left w:w="80" w:type="dxa"/>
@@ -2873,9 +2879,17 @@
         </w:tc>
       </w:tr>
       <w:tr>
-        <w:tc>
-          <w:tcPr>
-            <w:tcW w:w="3008" w:type="dxa"/>
+        <w:tblPrEx>
+          <w:tblW w:w="10490" w:type="dxa"/>
+          <w:tblCellMar>
+            <w:left w:w="10" w:type="dxa"/>
+            <w:right w:w="10" w:type="dxa"/>
+          </w:tblCellMar>
+          <w:tblLook w:val="04A0"/>
+        </w:tblPrEx>
+        <w:tc>
+          <w:tcPr>
+            <w:tcW w:w="4111" w:type="dxa"/>
             <w:tcMar>
               <w:top w:w="60" w:type="dxa"/>
               <w:left w:w="80" w:type="dxa"/>
@@ -2892,13 +2906,13 @@
                 <w:b/>
                 <w:bCs/>
               </w:rPr>
-              <w:t>Romi Aprilian Mustafa</w:t>
-            </w:r>
-          </w:p>
-        </w:tc>
-        <w:tc>
-          <w:tcPr>
-            <w:tcW w:w="3010" w:type="dxa"/>
+              <w:t xml:space="preserve">Muhammad Widad Alfalah</w:t>
+            </w:r>
+          </w:p>
+        </w:tc>
+        <w:tc>
+          <w:tcPr>
+            <w:tcW w:w="4111" w:type="dxa"/>
             <w:tcMar>
               <w:top w:w="60" w:type="dxa"/>
               <w:left w:w="80" w:type="dxa"/>
@@ -2915,13 +2929,13 @@
                 <w:b/>
                 <w:bCs/>
               </w:rPr>
-              <w:t>Bruce Wayne</w:t>
-            </w:r>
-          </w:p>
-        </w:tc>
-        <w:tc>
-          <w:tcPr>
-            <w:tcW w:w="3008" w:type="dxa"/>
+              <w:t xml:space="preserve">Tony Stark</w:t>
+            </w:r>
+          </w:p>
+        </w:tc>
+        <w:tc>
+          <w:tcPr>
+            <w:tcW w:w="2268" w:type="dxa"/>
             <w:tcMar>
               <w:top w:w="60" w:type="dxa"/>
               <w:left w:w="80" w:type="dxa"/>
@@ -2938,7 +2952,7 @@
                 <w:b/>
                 <w:bCs/>
               </w:rPr>
-              <w:t>Luthfi AP</w:t>
+              <w:t xml:space="preserve">Bruce Wayne</w:t>
             </w:r>
           </w:p>
         </w:tc>
@@ -2964,10 +2978,8 @@
           <w:szCs w:val="24"/>
           <w:u w:val="single"/>
         </w:rPr>
-        <w:lastRenderedPageBreak/>
         <w:t xml:space="preserve">Bukti Foto </w:t>
       </w:r>
-      <w:proofErr w:type="spellStart"/>
       <w:r>
         <w:rPr>
           <w:b/>
@@ -2976,9 +2988,8 @@
           <w:szCs w:val="24"/>
           <w:u w:val="single"/>
         </w:rPr>
-        <w:t>Alokasi</w:t>
-      </w:r>
-      <w:proofErr w:type="spellEnd"/>
+        <w:t xml:space="preserve">Alokasi</w:t>
+      </w:r>
       <w:r>
         <w:rPr>
           <w:b/>
@@ -3008,7 +3019,6 @@
         </w:rPr>
         <w:t xml:space="preserve">Berita acara </w:t>
       </w:r>
-      <w:proofErr w:type="spellStart"/>
       <w:r>
         <w:rPr>
           <w:b/>
@@ -3016,9 +3026,8 @@
           <w:sz w:val="18"/>
           <w:szCs w:val="18"/>
         </w:rPr>
-        <w:t>alokasi</w:t>
-      </w:r>
-      <w:proofErr w:type="spellEnd"/>
+        <w:t xml:space="preserve">alokasi</w:t>
+      </w:r>
       <w:r>
         <w:rPr>
           <w:b/>
@@ -3026,22 +3035,29 @@
           <w:sz w:val="18"/>
           <w:szCs w:val="18"/>
         </w:rPr>
-        <w:t xml:space="preserve"> Mouse</w:t>
+        <w:t xml:space="preserve"> </w:t>
+      </w:r>
+      <w:r>
+        <w:rPr>
+          <w:b/>
+          <w:bCs/>
+          <w:sz w:val="18"/>
+          <w:szCs w:val="18"/>
+        </w:rPr>
+        <w:t xml:space="preserve">Handphone</w:t>
       </w:r>
     </w:p>
     <w:p>
       <w:pPr>
         <w:spacing w:line="276" w:lineRule="auto"/>
       </w:pPr>
-      <w:proofErr w:type="spellStart"/>
       <w:r>
         <w:rPr>
           <w:sz w:val="18"/>
           <w:szCs w:val="18"/>
         </w:rPr>
-        <w:t>sesuai</w:t>
-      </w:r>
-      <w:proofErr w:type="spellEnd"/>
+        <w:t xml:space="preserve">sesuai</w:t>
+      </w:r>
       <w:r>
         <w:rPr>
           <w:sz w:val="18"/>
@@ -3049,15 +3065,13 @@
         </w:rPr>
         <w:t xml:space="preserve"> </w:t>
       </w:r>
-      <w:proofErr w:type="spellStart"/>
       <w:r>
         <w:rPr>
           <w:sz w:val="18"/>
           <w:szCs w:val="18"/>
         </w:rPr>
-        <w:t>dengan</w:t>
-      </w:r>
-      <w:proofErr w:type="spellEnd"/>
+        <w:t xml:space="preserve">dengan</w:t>
+      </w:r>
       <w:r>
         <w:rPr>
           <w:sz w:val="18"/>
@@ -3065,15 +3079,13 @@
         </w:rPr>
         <w:t xml:space="preserve"> </w:t>
       </w:r>
-      <w:proofErr w:type="spellStart"/>
       <w:r>
         <w:rPr>
           <w:sz w:val="18"/>
           <w:szCs w:val="18"/>
         </w:rPr>
-        <w:t>Tiket</w:t>
-      </w:r>
-      <w:proofErr w:type="spellEnd"/>
+        <w:t xml:space="preserve">Tiket</w:t>
+      </w:r>
       <w:r>
         <w:rPr>
           <w:sz w:val="18"/>
@@ -3088,7 +3100,7 @@
           <w:sz w:val="18"/>
           <w:szCs w:val="18"/>
         </w:rPr>
-        <w:t>WO00000DUMMY001</w:t>
+        <w:t xml:space="preserve">WO00000DUMMY001</w:t>
       </w:r>
     </w:p>
     <w:p>
@@ -3102,7 +3114,7 @@
           <w:sz w:val="18"/>
           <w:szCs w:val="18"/>
         </w:rPr>
-        <w:t>Luthfi AP</w:t>
+        <w:t xml:space="preserve">Bruce Wayne</w:t>
       </w:r>
       <w:r>
         <w:rPr>
@@ -3111,15 +3123,13 @@
         </w:rPr>
         <w:t xml:space="preserve"> - Retail Sales </w:t>
       </w:r>
-      <w:proofErr w:type="spellStart"/>
       <w:r>
         <w:rPr>
           <w:sz w:val="18"/>
           <w:szCs w:val="18"/>
         </w:rPr>
-        <w:t>Sumbagsel</w:t>
-      </w:r>
-      <w:proofErr w:type="spellEnd"/>
+        <w:t xml:space="preserve">Sumbagsel</w:t>
+      </w:r>
     </w:p>
     <w:p>
       <w:pPr>
@@ -3130,8 +3140,13 @@
           <w:sz w:val="18"/>
           <w:szCs w:val="18"/>
         </w:rPr>
-        <w:t>15 June 2026</w:t>
-      </w:r>
+        <w:t xml:space="preserve">15 Juni 2026</w:t>
+      </w:r>
+    </w:p>
+    <w:p>
+      <w:pPr>
+        <w:spacing w:line="276" w:lineRule="auto"/>
+      </w:pPr>
     </w:p>
     <w:p>
       <w:pPr>
@@ -3142,16 +3157,29 @@
       <w:pPr>
         <w:spacing w:line="276" w:lineRule="auto"/>
         <w:jc w:val="center"/>
+        <w:rPr>
+          <w:lang w:val="nb-NO"/>
+        </w:rPr>
       </w:pPr>
-      <w:r>
-        <w:rPr>
-          <w:noProof/>
-        </w:rPr>
+    </w:p>
+    <w:sectPr>
+      <w:pgSz w:w="11906" w:h="16838" w:orient="portrait"/>
+      <w:pgMar w:top="720" w:right="720" w:bottom="720" w:left="720" w:header="708" w:footer="708" w:gutter="0"/>
+      <w:cols w:space="720" w:num="1">
+        <w:col w:w="10466" w:space="720"/>
+      </w:cols>
+      <w:docGrid w:linePitch="360"/>
+    </w:sectPr>
+    <w:p>
+      <w:pPr>
+        <w:jc w:val="center"/>
+      </w:pPr>
+      <w:r>
         <w:drawing>
-          <wp:inline distT="0" distB="0" distL="0" distR="0" wp14:anchorId="79A6BEE3" wp14:editId="0CF60859">
-            <wp:extent cx="3619500" cy="2476500"/>
+          <wp:inline distT="0" distB="0" distL="0" distR="0">
+            <wp:extent cx="5400000" cy="3960000"/>
             <wp:effectExtent l="0" t="0" r="0" b="0"/>
-            <wp:docPr id="1" name="Picture 1"/>
+            <wp:docPr id="100" name="ba-138-photo-1.webp"/>
             <wp:cNvGraphicFramePr>
               <a:graphicFrameLocks xmlns:a="http://schemas.openxmlformats.org/drawingml/2006/main" noChangeAspect="1"/>
             </wp:cNvGraphicFramePr>
@@ -3159,22 +3187,19 @@
               <a:graphicData uri="http://schemas.openxmlformats.org/drawingml/2006/picture">
                 <pic:pic xmlns:pic="http://schemas.openxmlformats.org/drawingml/2006/picture">
                   <pic:nvPicPr>
-                    <pic:cNvPr id="0" name=""/>
-                    <pic:cNvPicPr>
-                      <a:picLocks noChangeAspect="1" noChangeArrowheads="1"/>
-                    </pic:cNvPicPr>
+                    <pic:cNvPr id="100" name="ba-138-photo-1.webp"/>
+                    <pic:cNvPicPr/>
                   </pic:nvPicPr>
                   <pic:blipFill>
-                    <a:blip r:embed="rId6"/>
-                    <a:srcRect/>
+                    <a:blip r:embed="R2eadd4338e2f44dd"/>
                     <a:stretch>
                       <a:fillRect/>
                     </a:stretch>
                   </pic:blipFill>
-                  <pic:spPr bwMode="auto">
+                  <pic:spPr>
                     <a:xfrm>
                       <a:off x="0" y="0"/>
-                      <a:ext cx="3619500" cy="2476500"/>
+                      <a:ext cx="5400000" cy="3960000"/>
                     </a:xfrm>
                     <a:prstGeom prst="rect">
                       <a:avLst/>
@@ -3187,37 +3212,18 @@
         </w:drawing>
       </w:r>
     </w:p>
-    <w:p>
-      <w:pPr>
-        <w:spacing w:line="276" w:lineRule="auto"/>
-      </w:pPr>
-    </w:p>
-    <w:p>
-      <w:pPr>
-        <w:spacing w:line="276" w:lineRule="auto"/>
-        <w:jc w:val="center"/>
-        <w:rPr>
-          <w:lang w:val="nb-NO"/>
-        </w:rPr>
-      </w:pPr>
-    </w:p>
-    <w:sectPr>
-      <w:pgSz w:w="11906" w:h="16838"/>
-      <w:pgMar w:top="720" w:right="720" w:bottom="720" w:left="720" w:header="708" w:footer="708" w:gutter="0"/>
-      <w:cols w:space="720"/>
-      <w:docGrid w:linePitch="360"/>
-    </w:sectPr>
   </w:body>
 </w:document>
 </file>
 
 <file path=word/numbering.xml><?xml version="1.0" encoding="utf-8"?>
-<w:numbering xmlns:wpc="http://schemas.microsoft.com/office/word/2010/wordprocessingCanvas" xmlns:cx="http://schemas.microsoft.com/office/drawing/2014/chartex" xmlns:cx1="http://schemas.microsoft.com/office/drawing/2015/9/8/chartex" xmlns:cx2="http://schemas.microsoft.com/office/drawing/2015/10/21/chartex" xmlns:cx3="http://schemas.microsoft.com/office/drawing/2016/5/9/chartex" xmlns:cx4="http://schemas.microsoft.com/office/drawing/2016/5/10/chartex" xmlns:cx5="http://schemas.microsoft.com/office/drawing/2016/5/11/chartex" xmlns:cx6="http://schemas.microsoft.com/office/drawing/2016/5/12/chartex" xmlns:cx7="http://schemas.microsoft.com/office/drawing/2016/5/13/chartex" xmlns:cx8="http://schemas.microsoft.com/office/drawing/2016/5/14/chartex" xmlns:mc="http://schemas.openxmlformats.org/markup-compatibility/2006" xmlns:aink="http://schemas.microsoft.com/office/drawing/2016/ink" xmlns:am3d="http://schemas.microsoft.com/office/drawing/2017/model3d" xmlns:o="urn:schemas-microsoft-com:office:office" xmlns:oel="http://schemas.microsoft.com/office/2019/extlst" xmlns:r="http://schemas.openxmlformats.org/officeDocument/2006/relationships" xmlns:m="http://schemas.openxmlformats.org/officeDocument/2006/math" xmlns:v="urn:schemas-microsoft-com:vml" xmlns:wp14="http://schemas.microsoft.com/office/word/2010/wordprocessingDrawing" xmlns:wp="http://schemas.openxmlformats.org/drawingml/2006/wordprocessingDrawing" xmlns:w10="urn:schemas-microsoft-com:office:word" xmlns:w="http://schemas.openxmlformats.org/wordprocessingml/2006/main" xmlns:w14="http://schemas.microsoft.com/office/word/2010/wordml" xmlns:w15="http://schemas.microsoft.com/office/word/2012/wordml" xmlns:w16cex="http://schemas.microsoft.com/office/word/2018/wordml/cex" xmlns:w16cid="http://schemas.microsoft.com/office/word/2016/wordml/cid" xmlns:w16="http://schemas.microsoft.com/office/word/2018/wordml" xmlns:w16du="http://schemas.microsoft.com/office/word/2023/wordml/word16du" xmlns:w16sdtdh="http://schemas.microsoft.com/office/word/2020/wordml/sdtdatahash" xmlns:w16sdtfl="http://schemas.microsoft.com/office/word/2024/wordml/sdtformatlock" xmlns:w16se="http://schemas.microsoft.com/office/word/2015/wordml/symex" xmlns:wpg="http://schemas.microsoft.com/office/word/2010/wordprocessingGroup" xmlns:wpi="http://schemas.microsoft.com/office/word/2010/wordprocessingInk" xmlns:wne="http://schemas.microsoft.com/office/word/2006/wordml" xmlns:wps="http://schemas.microsoft.com/office/word/2010/wordprocessingShape" mc:Ignorable="w14 w15 w16se w16cid w16 w16cex w16sdtdh w16sdtfl w16du wp14">
-  <w:abstractNum w:abstractNumId="0" w15:restartNumberingAfterBreak="0">
+<w:numbering xmlns:wpc="http://schemas.microsoft.com/office/word/2010/wordprocessingCanvas" xmlns:cx="http://schemas.microsoft.com/office/drawing/2014/chartex" xmlns:cx1="http://schemas.microsoft.com/office/drawing/2015/9/8/chartex" xmlns:cx2="http://schemas.microsoft.com/office/drawing/2015/10/21/chartex" xmlns:cx3="http://schemas.microsoft.com/office/drawing/2016/5/9/chartex" xmlns:cx4="http://schemas.microsoft.com/office/drawing/2016/5/10/chartex" xmlns:cx5="http://schemas.microsoft.com/office/drawing/2016/5/11/chartex" xmlns:mc="http://schemas.openxmlformats.org/markup-compatibility/2006" xmlns:o="urn:schemas-microsoft-com:office:office" xmlns:r="http://schemas.openxmlformats.org/officeDocument/2006/relationships" xmlns:m="http://schemas.openxmlformats.org/officeDocument/2006/math" xmlns:v="urn:schemas-microsoft-com:vml" xmlns:wp14="http://schemas.microsoft.com/office/word/2010/wordprocessingDrawing" xmlns:wp="http://schemas.openxmlformats.org/drawingml/2006/wordprocessingDrawing" xmlns:w10="urn:schemas-microsoft-com:office:word" xmlns:w="http://schemas.openxmlformats.org/wordprocessingml/2006/main" xmlns:w14="http://schemas.microsoft.com/office/word/2010/wordml" xmlns:w15="http://schemas.microsoft.com/office/word/2012/wordml" xmlns:wne="http://schemas.microsoft.com/office/word/2006/wordml" xmlns:wpg="http://schemas.microsoft.com/office/word/2010/wordprocessingGroup" xmlns:wpi="http://schemas.microsoft.com/office/word/2010/wordprocessingInk" xmlns:wps="http://schemas.microsoft.com/office/word/2010/wordprocessingShape" mc:Ignorable="w14 w15 wp14">
+  <w:abstractNum w:abstractNumId="0">
     <w:nsid w:val="13C763E5"/>
     <w:multiLevelType w:val="hybridMultilevel"/>
     <w:tmpl w:val="4540FEB6"/>
-    <w:lvl w:ilvl="0" w:tplc="2F60F598">
+    <w:name w:val="Bulleted_b1d72979-cb38-4f99-add3-ff8a7a05d7bc"/>
+    <w:lvl w:ilvl="0">
       <w:start w:val="1"/>
       <w:numFmt w:val="bullet"/>
       <w:lvlText w:val="●"/>
@@ -3226,7 +3232,7 @@
         <w:ind w:left="720" w:hanging="360"/>
       </w:pPr>
     </w:lvl>
-    <w:lvl w:ilvl="1" w:tplc="65EC7CB6">
+    <w:lvl w:ilvl="1">
       <w:start w:val="1"/>
       <w:numFmt w:val="bullet"/>
       <w:lvlText w:val="○"/>
@@ -3235,7 +3241,7 @@
         <w:ind w:left="1440" w:hanging="360"/>
       </w:pPr>
     </w:lvl>
-    <w:lvl w:ilvl="2" w:tplc="D958ABCA">
+    <w:lvl w:ilvl="2">
       <w:start w:val="1"/>
       <w:numFmt w:val="bullet"/>
       <w:lvlText w:val="■"/>
@@ -3244,7 +3250,7 @@
         <w:ind w:left="2160" w:hanging="360"/>
       </w:pPr>
     </w:lvl>
-    <w:lvl w:ilvl="3" w:tplc="E4A639C0">
+    <w:lvl w:ilvl="3">
       <w:start w:val="1"/>
       <w:numFmt w:val="bullet"/>
       <w:lvlText w:val="●"/>
@@ -3253,7 +3259,7 @@
         <w:ind w:left="2880" w:hanging="360"/>
       </w:pPr>
     </w:lvl>
-    <w:lvl w:ilvl="4" w:tplc="0D4095C2">
+    <w:lvl w:ilvl="4">
       <w:start w:val="1"/>
       <w:numFmt w:val="bullet"/>
       <w:lvlText w:val="○"/>
@@ -3262,7 +3268,7 @@
         <w:ind w:left="3600" w:hanging="360"/>
       </w:pPr>
     </w:lvl>
-    <w:lvl w:ilvl="5" w:tplc="B0203D86">
+    <w:lvl w:ilvl="5">
       <w:start w:val="1"/>
       <w:numFmt w:val="bullet"/>
       <w:lvlText w:val="■"/>
@@ -3271,7 +3277,7 @@
         <w:ind w:left="4320" w:hanging="360"/>
       </w:pPr>
     </w:lvl>
-    <w:lvl w:ilvl="6" w:tplc="BA5CCE66">
+    <w:lvl w:ilvl="6">
       <w:start w:val="1"/>
       <w:numFmt w:val="bullet"/>
       <w:lvlText w:val="●"/>
@@ -3280,7 +3286,7 @@
         <w:ind w:left="5040" w:hanging="360"/>
       </w:pPr>
     </w:lvl>
-    <w:lvl w:ilvl="7" w:tplc="A9ACA52C">
+    <w:lvl w:ilvl="7">
       <w:start w:val="1"/>
       <w:numFmt w:val="bullet"/>
       <w:lvlText w:val="●"/>
@@ -3289,7 +3295,7 @@
         <w:ind w:left="5760" w:hanging="360"/>
       </w:pPr>
     </w:lvl>
-    <w:lvl w:ilvl="8" w:tplc="34167AD6">
+    <w:lvl w:ilvl="8">
       <w:start w:val="1"/>
       <w:numFmt w:val="bullet"/>
       <w:lvlText w:val="●"/>
@@ -3299,7 +3305,7 @@
       </w:pPr>
     </w:lvl>
   </w:abstractNum>
-  <w:num w:numId="1" w16cid:durableId="1761943491">
+  <w:num w:numId="1">
     <w:abstractNumId w:val="0"/>
     <w:lvlOverride w:ilvl="0">
       <w:startOverride w:val="1"/>
@@ -3309,7 +3315,7 @@
 </file>
 
 <file path=word/styles.xml><?xml version="1.0" encoding="utf-8"?>
-<w:styles xmlns:mc="http://schemas.openxmlformats.org/markup-compatibility/2006" xmlns:r="http://schemas.openxmlformats.org/officeDocument/2006/relationships" xmlns:w="http://schemas.openxmlformats.org/wordprocessingml/2006/main" xmlns:w14="http://schemas.microsoft.com/office/word/2010/wordml" xmlns:w15="http://schemas.microsoft.com/office/word/2012/wordml" xmlns:w16cex="http://schemas.microsoft.com/office/word/2018/wordml/cex" xmlns:w16cid="http://schemas.microsoft.com/office/word/2016/wordml/cid" xmlns:w16="http://schemas.microsoft.com/office/word/2018/wordml" xmlns:w16du="http://schemas.microsoft.com/office/word/2023/wordml/word16du" xmlns:w16sdtdh="http://schemas.microsoft.com/office/word/2020/wordml/sdtdatahash" xmlns:w16sdtfl="http://schemas.microsoft.com/office/word/2024/wordml/sdtformatlock" xmlns:w16se="http://schemas.microsoft.com/office/word/2015/wordml/symex" mc:Ignorable="w14 w15 w16se w16cid w16 w16cex w16sdtdh w16sdtfl w16du">
+<w:styles xmlns:mc="http://schemas.openxmlformats.org/markup-compatibility/2006" xmlns:r="http://schemas.openxmlformats.org/officeDocument/2006/relationships" xmlns:w="http://schemas.openxmlformats.org/wordprocessingml/2006/main" xmlns:w14="http://schemas.microsoft.com/office/word/2010/wordml" xmlns:w15="http://schemas.microsoft.com/office/word/2012/wordml" mc:Ignorable="w14 w15">
   <w:docDefaults>
     <w:rPrDefault>
       <w:rPr>
@@ -3399,7 +3405,6 @@
     <w:lsdException w:name="Date" w:semiHidden="1" w:unhideWhenUsed="1"/>
     <w:lsdException w:name="Body Text First Indent" w:semiHidden="1" w:unhideWhenUsed="1"/>
     <w:lsdException w:name="Body Text First Indent 2" w:semiHidden="1" w:unhideWhenUsed="1"/>
-    <w:lsdException w:name="Note Heading" w:semiHidden="1" w:unhideWhenUsed="1"/>
     <w:lsdException w:name="Body Text 2" w:semiHidden="1" w:unhideWhenUsed="1"/>
     <w:lsdException w:name="Body Text 3" w:semiHidden="1" w:unhideWhenUsed="1"/>
     <w:lsdException w:name="Body Text Indent 2" w:semiHidden="1" w:unhideWhenUsed="1"/>
@@ -3423,7 +3428,6 @@
     <w:lsdException w:name="HTML Keyboard" w:semiHidden="1" w:unhideWhenUsed="1"/>
     <w:lsdException w:name="HTML Preformatted" w:semiHidden="1" w:unhideWhenUsed="1"/>
     <w:lsdException w:name="HTML Sample" w:semiHidden="1" w:unhideWhenUsed="1"/>
-    <w:lsdException w:name="HTML Typewriter" w:semiHidden="1" w:unhideWhenUsed="1"/>
     <w:lsdException w:name="HTML Variable" w:semiHidden="1" w:unhideWhenUsed="1"/>
     <w:lsdException w:name="Normal Table" w:semiHidden="1" w:unhideWhenUsed="1"/>
     <w:lsdException w:name="annotation subject" w:semiHidden="1" w:unhideWhenUsed="1"/>
@@ -3691,18 +3695,13 @@
     <w:lsdException w:name="List Table 5 Dark Accent 6" w:uiPriority="50"/>
     <w:lsdException w:name="List Table 6 Colorful Accent 6" w:uiPriority="51"/>
     <w:lsdException w:name="List Table 7 Colorful Accent 6" w:uiPriority="52"/>
-    <w:lsdException w:name="Mention" w:semiHidden="1" w:unhideWhenUsed="1"/>
-    <w:lsdException w:name="Smart Hyperlink" w:semiHidden="1" w:unhideWhenUsed="1"/>
-    <w:lsdException w:name="Hashtag" w:semiHidden="1" w:unhideWhenUsed="1"/>
-    <w:lsdException w:name="Unresolved Mention" w:semiHidden="1" w:unhideWhenUsed="1"/>
-    <w:lsdException w:name="Smart Link" w:semiHidden="1" w:unhideWhenUsed="1"/>
   </w:latentStyles>
   <w:style w:type="paragraph" w:default="1" w:styleId="Normal">
     <w:name w:val="Normal"/>
     <w:qFormat/>
   </w:style>
   <w:style w:type="paragraph" w:styleId="Heading1">
-    <w:name w:val="heading 1"/>
+    <w:name w:val="Heading 1"/>
     <w:uiPriority w:val="9"/>
     <w:qFormat/>
     <w:pPr>
@@ -3715,7 +3714,7 @@
     </w:rPr>
   </w:style>
   <w:style w:type="paragraph" w:styleId="Heading2">
-    <w:name w:val="heading 2"/>
+    <w:name w:val="Heading 2"/>
     <w:uiPriority w:val="9"/>
     <w:semiHidden/>
     <w:unhideWhenUsed/>
@@ -3730,7 +3729,7 @@
     </w:rPr>
   </w:style>
   <w:style w:type="paragraph" w:styleId="Heading3">
-    <w:name w:val="heading 3"/>
+    <w:name w:val="Heading 3"/>
     <w:uiPriority w:val="9"/>
     <w:semiHidden/>
     <w:unhideWhenUsed/>
@@ -3745,7 +3744,7 @@
     </w:rPr>
   </w:style>
   <w:style w:type="paragraph" w:styleId="Heading4">
-    <w:name w:val="heading 4"/>
+    <w:name w:val="Heading 4"/>
     <w:uiPriority w:val="9"/>
     <w:semiHidden/>
     <w:unhideWhenUsed/>
@@ -3760,7 +3759,7 @@
     </w:rPr>
   </w:style>
   <w:style w:type="paragraph" w:styleId="Heading5">
-    <w:name w:val="heading 5"/>
+    <w:name w:val="Heading 5"/>
     <w:uiPriority w:val="9"/>
     <w:semiHidden/>
     <w:unhideWhenUsed/>
@@ -3773,7 +3772,7 @@
     </w:rPr>
   </w:style>
   <w:style w:type="paragraph" w:styleId="Heading6">
-    <w:name w:val="heading 6"/>
+    <w:name w:val="Heading 6"/>
     <w:uiPriority w:val="9"/>
     <w:semiHidden/>
     <w:unhideWhenUsed/>
@@ -3791,7 +3790,7 @@
     <w:semiHidden/>
     <w:unhideWhenUsed/>
   </w:style>
-  <w:style w:type="table" w:default="1" w:styleId="TableNormal">
+  <w:style w:type="table" w:default="1" w:styleId="NormalTable">
     <w:name w:val="Normal Table"/>
     <w:uiPriority w:val="99"/>
     <w:semiHidden/>
@@ -3843,7 +3842,7 @@
     </w:rPr>
   </w:style>
   <w:style w:type="character" w:styleId="FootnoteReference">
-    <w:name w:val="footnote reference"/>
+    <w:name w:val="Footnote Reference"/>
     <w:uiPriority w:val="99"/>
     <w:semiHidden/>
     <w:unhideWhenUsed/>
@@ -3852,14 +3851,14 @@
     </w:rPr>
   </w:style>
   <w:style w:type="paragraph" w:styleId="FootnoteText">
-    <w:name w:val="footnote text"/>
-    <w:link w:val="FootnoteTextChar"/>
+    <w:name w:val="Footnote Text"/>
+    <w:link w:val="TeksCatatanKakiKAR"/>
     <w:uiPriority w:val="99"/>
     <w:semiHidden/>
     <w:unhideWhenUsed/>
   </w:style>
-  <w:style w:type="character" w:customStyle="1" w:styleId="FootnoteTextChar">
-    <w:name w:val="Footnote Text Char"/>
+  <w:style w:type="character" w:customStyle="1" w:styleId="TeksCatatanKakiKAR">
+    <w:name w:val="Teks Catatan Kaki KAR"/>
     <w:link w:val="FootnoteText"/>
     <w:uiPriority w:val="99"/>
     <w:semiHidden/>
@@ -3870,7 +3869,7 @@
     </w:rPr>
   </w:style>
   <w:style w:type="character" w:styleId="EndnoteReference">
-    <w:name w:val="endnote reference"/>
+    <w:name w:val="Endnote Reference"/>
     <w:uiPriority w:val="99"/>
     <w:semiHidden/>
     <w:unhideWhenUsed/>
@@ -3879,14 +3878,14 @@
     </w:rPr>
   </w:style>
   <w:style w:type="paragraph" w:styleId="EndnoteText">
-    <w:name w:val="endnote text"/>
-    <w:link w:val="EndnoteTextChar"/>
+    <w:name w:val="Endnote Text"/>
+    <w:link w:val="TeksCatatanAkhirKAR"/>
     <w:uiPriority w:val="99"/>
     <w:semiHidden/>
     <w:unhideWhenUsed/>
   </w:style>
-  <w:style w:type="character" w:customStyle="1" w:styleId="EndnoteTextChar">
-    <w:name w:val="Endnote Text Char"/>
+  <w:style w:type="character" w:customStyle="1" w:styleId="TeksCatatanAkhirKAR">
+    <w:name w:val="Teks Catatan Akhir KAR"/>
     <w:link w:val="EndnoteText"/>
     <w:uiPriority w:val="99"/>
     <w:semiHidden/>
@@ -3895,6 +3894,21 @@
       <w:sz w:val="20"/>
       <w:szCs w:val="20"/>
     </w:rPr>
+  </w:style>
+  <w:style w:type="table" w:styleId="TableGrid">
+    <w:name w:val="Table Grid"/>
+    <w:basedOn w:val="TableNormal"/>
+    <w:tblPr>
+      <w:tblInd w:w="0" w:type="dxa"/>
+      <w:tblBorders>
+        <w:top w:val="single" w:sz="4" w:space="0" w:color="000000"/>
+        <w:left val="single" sz="4" space="0" color="000000"/>
+        <w:bottom w:val="single" w:sz="4" w:space="0" w:color="000000"/>
+        <w:right w:val="single" w:sz="4" w:space="0" w:color="000000"/>
+        <w:insideH w:val="single" w:sz="4" w:space="0" w:color="000000"/>
+        <w:insideV w:val="single" w:sz="4" w:space="0" w:color="000000"/>
+      </w:tblBorders>
+    </w:tblPr>
   </w:style>
 </w:styles>
 </file>
